--- a/visa_appendices/docx/N_wider_team_cvs.docx
+++ b/visa_appendices/docx/N_wider_team_cvs.docx
@@ -1264,7 +1264,7 @@
           <w:iCs/>
           <w:i/>
         </w:rPr>
-        <w:t xml:space="preserve">Prepared for UKES as Appendix N to the Innovator Founder visa endorsement application — February 2026.</w:t>
+        <w:t xml:space="preserve">Compiled by Yusuf Quadri, Founder &amp; CEO — CV content supplied and approved by each named team member. Submitted to UKES as Appendix N to the Innovator Founder visa endorsement application, June 2026.</w:t>
       </w:r>
     </w:p>
     <w:bookmarkEnd w:id="31"/>

--- a/visa_appendices/docx/N_wider_team_cvs.docx
+++ b/visa_appendices/docx/N_wider_team_cvs.docx
@@ -2,7 +2,15 @@
 <file path=word/document.xml><?xml version="1.0" encoding="utf-8"?>
 <w:document xmlns:w="http://schemas.openxmlformats.org/wordprocessingml/2006/main" xmlns:m="http://schemas.openxmlformats.org/officeDocument/2006/math" xmlns:r="http://schemas.openxmlformats.org/officeDocument/2006/relationships" xmlns:o="urn:schemas-microsoft-com:office:office" xmlns:v="urn:schemas-microsoft-com:vml" xmlns:w10="urn:schemas-microsoft-com:office:word" xmlns:a="http://schemas.openxmlformats.org/drawingml/2006/main" xmlns:pic="http://schemas.openxmlformats.org/drawingml/2006/picture" xmlns:wp="http://schemas.openxmlformats.org/drawingml/2006/wordprocessingDrawing">
   <w:body>
-    <w:bookmarkStart w:id="32" w:name="appendix-n--wider-founding-team-cvs"/>
+    <w:p>
+      <w:pPr>
+        <w:pStyle w:val="Title"/>
+      </w:pPr>
+      <w:r>
+        <w:t xml:space="preserve">N_wider_team_cvs</w:t>
+      </w:r>
+    </w:p>
+    <w:bookmarkStart w:id="21" w:name="appendix-n-wider-founding-team-cvs"/>
     <w:p>
       <w:pPr>
         <w:pStyle w:val="Heading1"/>
@@ -11,7 +19,7 @@
         <w:t xml:space="preserve">Appendix N — Wider Founding Team CVs</w:t>
       </w:r>
     </w:p>
-    <w:bookmarkStart w:id="20" w:name="Xdf0a7d526e96b64a1a1d5d59e70a0f2bf4cb389"/>
+    <w:bookmarkStart w:id="9" w:name="Xdf0a7d526e96b64a1a1d5d59e70a0f2bf4cb389"/>
     <w:p>
       <w:pPr>
         <w:pStyle w:val="Heading2"/>
@@ -52,40 +60,60 @@
       </w:pPr>
       <w:r>
         <w:rPr>
+          <w:b/>
           <w:bCs/>
+        </w:rPr>
+        <w:t xml:space="preserve">None of the team is currently drawing a salary, and none is assumed to</w:t>
+      </w:r>
+      <w:r>
+        <w:rPr>
           <w:b/>
+          <w:bCs/>
         </w:rPr>
-        <w:t xml:space="preserve">None of the team is currently drawing a salary.</w:t>
-      </w:r>
-      <w:r>
         <w:t xml:space="preserve"> </w:t>
       </w:r>
       <w:r>
-        <w:t xml:space="preserve">Each has accepted an</w:t>
+        <w:rPr>
+          <w:b/>
+          <w:bCs/>
+        </w:rPr>
+        <w:t xml:space="preserve">in this 3-year self-funded plan.</w:t>
       </w:r>
       <w:r>
         <w:t xml:space="preserve"> </w:t>
       </w:r>
       <w:r>
-        <w:t xml:space="preserve">EMI share-option grant and is contributing time on a pure-equity basis</w:t>
+        <w:t xml:space="preserve">Each has accepted an EMI share-option</w:t>
       </w:r>
       <w:r>
         <w:t xml:space="preserve"> </w:t>
       </w:r>
       <w:r>
-        <w:t xml:space="preserve">pending the close of the pre-seed round in September Year 1. This is a</w:t>
+        <w:t xml:space="preserve">grant and is contributing time on a pure-equity basis, with no committed</w:t>
       </w:r>
       <w:r>
         <w:t xml:space="preserve"> </w:t>
       </w:r>
       <w:r>
-        <w:t xml:space="preserve">material signal of belief in the mission and materially strengthens the</w:t>
+        <w:t xml:space="preserve">date for that to change and no dependency on any external funding round</w:t>
       </w:r>
       <w:r>
         <w:t xml:space="preserve"> </w:t>
       </w:r>
       <w:r>
-        <w:t xml:space="preserve">leadership profile without adding to cash burn.</w:t>
+        <w:t xml:space="preserve">(none is assumed in this plan — Section 10). This is a material signal</w:t>
+      </w:r>
+      <w:r>
+        <w:t xml:space="preserve"> </w:t>
+      </w:r>
+      <w:r>
+        <w:t xml:space="preserve">of belief in the mission and materially strengthens the leadership</w:t>
+      </w:r>
+      <w:r>
+        <w:t xml:space="preserve"> </w:t>
+      </w:r>
+      <w:r>
+        <w:t xml:space="preserve">profile without adding to cash burn.</w:t>
       </w:r>
     </w:p>
     <w:p>
@@ -95,8 +123,8 @@
         </w:pict>
       </w:r>
     </w:p>
-    <w:bookmarkEnd w:id="20"/>
-    <w:bookmarkStart w:id="24" w:name="X407b32169ce54db9f4f716e3c96b0c7fa27ee8e"/>
+    <w:bookmarkEnd w:id="9"/>
+    <w:bookmarkStart w:id="13" w:name="X7bec1bfdd1ab4c4a45adca8c64ee7be5a8ae3c0"/>
     <w:p>
       <w:pPr>
         <w:pStyle w:val="Heading2"/>
@@ -108,7 +136,8 @@
     <w:tbl>
       <w:tblPr>
         <w:tblStyle w:val="Table"/>
-        <w:tblW w:type="auto" w:w="0"/>
+        <w:tblW w:type="pct" w:w="5000"/>
+        <w:tblLayout w:type="fixed"/>
         <w:tblLook w:firstRow="1" w:lastRow="0" w:firstColumn="0" w:lastColumn="0" w:noHBand="0" w:noVBand="0" w:val="0020"/>
       </w:tblPr>
       <w:tblGrid>
@@ -117,14 +146,13 @@
       </w:tblGrid>
       <w:tr>
         <w:trPr>
-          <w:tblHeader w:val="true"/>
+          <w:tblHeader w:val="on"/>
         </w:trPr>
         <w:tc>
           <w:tcPr/>
           <w:p>
             <w:pPr>
               <w:pStyle w:val="Compact"/>
-              <w:jc w:val="left"/>
             </w:pPr>
             <w:r>
               <w:t xml:space="preserve">Field</w:t>
@@ -136,7 +164,6 @@
           <w:p>
             <w:pPr>
               <w:pStyle w:val="Compact"/>
-              <w:jc w:val="left"/>
             </w:pPr>
             <w:r>
               <w:t xml:space="preserve">Value</w:t>
@@ -150,12 +177,11 @@
           <w:p>
             <w:pPr>
               <w:pStyle w:val="Compact"/>
-              <w:jc w:val="left"/>
             </w:pPr>
             <w:r>
               <w:rPr>
+                <w:b/>
                 <w:bCs/>
-                <w:b/>
               </w:rPr>
               <w:t xml:space="preserve">Role at DEQUAD</w:t>
             </w:r>
@@ -166,7 +192,6 @@
           <w:p>
             <w:pPr>
               <w:pStyle w:val="Compact"/>
-              <w:jc w:val="left"/>
             </w:pPr>
             <w:r>
               <w:t xml:space="preserve">Chief Marketing Officer (founding team member)</w:t>
@@ -180,39 +205,37 @@
           <w:p>
             <w:pPr>
               <w:pStyle w:val="Compact"/>
-              <w:jc w:val="left"/>
             </w:pPr>
             <w:r>
               <w:rPr>
+                <w:b/>
                 <w:bCs/>
+              </w:rPr>
+              <w:t xml:space="preserve">Working pattern</w:t>
+            </w:r>
+          </w:p>
+        </w:tc>
+        <w:tc>
+          <w:tcPr/>
+          <w:p>
+            <w:pPr>
+              <w:pStyle w:val="Compact"/>
+            </w:pPr>
+            <w:r>
+              <w:t xml:space="preserve">Equity-only —</w:t>
+            </w:r>
+            <w:r>
+              <w:t xml:space="preserve"> </w:t>
+            </w:r>
+            <w:r>
+              <w:rPr>
                 <w:b/>
+                <w:bCs/>
               </w:rPr>
-              <w:t xml:space="preserve">Working pattern Y1</w:t>
-            </w:r>
-          </w:p>
-        </w:tc>
-        <w:tc>
-          <w:tcPr/>
-          <w:p>
-            <w:pPr>
-              <w:pStyle w:val="Compact"/>
-              <w:jc w:val="left"/>
-            </w:pPr>
-            <w:r>
-              <w:t xml:space="preserve">Equity-only —</w:t>
-            </w:r>
-            <w:r>
-              <w:t xml:space="preserve"> </w:t>
-            </w:r>
-            <w:r>
-              <w:rPr>
-                <w:bCs/>
-                <w:b/>
-              </w:rPr>
-              <w:t xml:space="preserve">no Y1 salary</w:t>
-            </w:r>
-            <w:r>
-              <w:t xml:space="preserve">; salaried role to commence after seed close (Q2 Y2)</w:t>
+              <w:t xml:space="preserve">no salary funded within this 3-year self-funded plan</w:t>
+            </w:r>
+            <w:r>
+              <w:t xml:space="preserve">; a cash role would only begin once revenue or a future funding round supports it</w:t>
             </w:r>
           </w:p>
         </w:tc>
@@ -223,12 +246,11 @@
           <w:p>
             <w:pPr>
               <w:pStyle w:val="Compact"/>
-              <w:jc w:val="left"/>
             </w:pPr>
             <w:r>
               <w:rPr>
+                <w:b/>
                 <w:bCs/>
-                <w:b/>
               </w:rPr>
               <w:t xml:space="preserve">Cash investment</w:t>
             </w:r>
@@ -239,7 +261,6 @@
           <w:p>
             <w:pPr>
               <w:pStyle w:val="Compact"/>
-              <w:jc w:val="left"/>
             </w:pPr>
             <w:r>
               <w:t xml:space="preserve">£0 — joining as senior team member, not as a share-capital founder</w:t>
@@ -253,12 +274,11 @@
           <w:p>
             <w:pPr>
               <w:pStyle w:val="Compact"/>
-              <w:jc w:val="left"/>
             </w:pPr>
             <w:r>
               <w:rPr>
+                <w:b/>
                 <w:bCs/>
-                <w:b/>
               </w:rPr>
               <w:t xml:space="preserve">Equity</w:t>
             </w:r>
@@ -269,7 +289,6 @@
           <w:p>
             <w:pPr>
               <w:pStyle w:val="Compact"/>
-              <w:jc w:val="left"/>
             </w:pPr>
             <w:r>
               <w:t xml:space="preserve">EMI options with 4-year vest, 1-year cliff</w:t>
@@ -278,7 +297,7 @@
         </w:tc>
       </w:tr>
     </w:tbl>
-    <w:bookmarkStart w:id="21" w:name="summary"/>
+    <w:bookmarkStart w:id="10" w:name="summary"/>
     <w:p>
       <w:pPr>
         <w:pStyle w:val="Heading3"/>
@@ -299,8 +318,8 @@
       </w:r>
       <w:r>
         <w:rPr>
+          <w:b/>
           <w:bCs/>
-          <w:b/>
         </w:rPr>
         <w:t xml:space="preserve">PhD in Digital Marketing</w:t>
       </w:r>
@@ -308,11 +327,11 @@
         <w:t xml:space="preserve"> </w:t>
       </w:r>
       <w:r>
-        <w:t xml:space="preserve">and brings academic-level rigour to DEQUAD's marketing strategy. His remit covers brand positioning, the UK go-to-market plan (universities and students in parallel), measurement frameworks (CAC, LTV, conversion analytics) and channel selection across organic, paid, content and partnerships.</w:t>
-      </w:r>
-    </w:p>
-    <w:bookmarkEnd w:id="21"/>
-    <w:bookmarkStart w:id="22" w:name="why-this-matters-for-dequad"/>
+        <w:t xml:space="preserve">and brings academic-level rigour to DEQUAD’s marketing strategy. His remit covers brand positioning, the UK go-to-market plan (universities and students in parallel), measurement frameworks (CAC, LTV, conversion analytics) and channel selection across organic, paid, content and partnerships.</w:t>
+      </w:r>
+    </w:p>
+    <w:bookmarkEnd w:id="10"/>
+    <w:bookmarkStart w:id="11" w:name="why-this-matters-for-dequad"/>
     <w:p>
       <w:pPr>
         <w:pStyle w:val="Heading3"/>
@@ -323,108 +342,108 @@
     </w:p>
     <w:p>
       <w:pPr>
+        <w:pStyle w:val="Compact"/>
         <w:numPr>
           <w:ilvl w:val="0"/>
           <w:numId w:val="1001"/>
         </w:numPr>
+      </w:pPr>
+      <w:r>
+        <w:t xml:space="preserve">DEQUAD operates a two-sided market — universities (B2B) and students (B2C). A PhD-credentialled CMO is uniquely placed to design measurement that ties consumer-funnel signals back to institutional-buyer outcomes.</w:t>
+      </w:r>
+    </w:p>
+    <w:p>
+      <w:pPr>
         <w:pStyle w:val="Compact"/>
-      </w:pPr>
-      <w:r>
-        <w:t xml:space="preserve">DEQUAD operates a two-sided market — universities (B2B) and students (B2C). A PhD-credentialled CMO is uniquely placed to design measurement that ties consumer-funnel signals back to institutional-buyer outcomes.</w:t>
-      </w:r>
-    </w:p>
-    <w:p>
-      <w:pPr>
         <w:numPr>
           <w:ilvl w:val="0"/>
           <w:numId w:val="1001"/>
         </w:numPr>
+      </w:pPr>
+      <w:r>
+        <w:t xml:space="preserve">Universities now require evidenced wellbeing strategies (UUK Mental Health Charter); Gerald’s academic background lends additional credibility in the sales conversation.</w:t>
+      </w:r>
+    </w:p>
+    <w:p>
+      <w:pPr>
         <w:pStyle w:val="Compact"/>
-      </w:pPr>
-      <w:r>
-        <w:t xml:space="preserve">Universities now require evidenced wellbeing strategies (UUK Mental Health Charter); Gerald's academic background lends additional credibility in the sales conversation.</w:t>
-      </w:r>
-    </w:p>
-    <w:p>
-      <w:pPr>
         <w:numPr>
           <w:ilvl w:val="0"/>
           <w:numId w:val="1001"/>
         </w:numPr>
+      </w:pPr>
+      <w:r>
+        <w:t xml:space="preserve">He owns the Y1 marketing-spend allocation across the channels in Section 16 of the business plan.</w:t>
+      </w:r>
+    </w:p>
+    <w:bookmarkEnd w:id="11"/>
+    <w:bookmarkStart w:id="12" w:name="responsibilities"/>
+    <w:p>
+      <w:pPr>
+        <w:pStyle w:val="Heading3"/>
+      </w:pPr>
+      <w:r>
+        <w:t xml:space="preserve">Responsibilities</w:t>
+      </w:r>
+    </w:p>
+    <w:p>
+      <w:pPr>
         <w:pStyle w:val="Compact"/>
-      </w:pPr>
-      <w:r>
-        <w:t xml:space="preserve">He owns the Y1 marketing-spend allocation across the channels in Section 16 of the business plan.</w:t>
-      </w:r>
-    </w:p>
-    <w:bookmarkEnd w:id="22"/>
-    <w:bookmarkStart w:id="23" w:name="responsibilities"/>
-    <w:p>
-      <w:pPr>
-        <w:pStyle w:val="Heading3"/>
-      </w:pPr>
-      <w:r>
-        <w:t xml:space="preserve">Responsibilities</w:t>
-      </w:r>
-    </w:p>
-    <w:p>
-      <w:pPr>
         <w:numPr>
           <w:ilvl w:val="0"/>
           <w:numId w:val="1002"/>
         </w:numPr>
+      </w:pPr>
+      <w:r>
+        <w:t xml:space="preserve">Brand strategy, positioning and messaging architecture</w:t>
+      </w:r>
+    </w:p>
+    <w:p>
+      <w:pPr>
         <w:pStyle w:val="Compact"/>
-      </w:pPr>
-      <w:r>
-        <w:t xml:space="preserve">Brand strategy, positioning and messaging architecture</w:t>
-      </w:r>
-    </w:p>
-    <w:p>
-      <w:pPr>
         <w:numPr>
           <w:ilvl w:val="0"/>
           <w:numId w:val="1002"/>
         </w:numPr>
+      </w:pPr>
+      <w:r>
+        <w:t xml:space="preserve">UK university partnership marketing (PR, events, UUK channel)</w:t>
+      </w:r>
+    </w:p>
+    <w:p>
+      <w:pPr>
         <w:pStyle w:val="Compact"/>
-      </w:pPr>
-      <w:r>
-        <w:t xml:space="preserve">UK university partnership marketing (PR, events, UUK channel)</w:t>
-      </w:r>
-    </w:p>
-    <w:p>
-      <w:pPr>
         <w:numPr>
           <w:ilvl w:val="0"/>
           <w:numId w:val="1002"/>
         </w:numPr>
+      </w:pPr>
+      <w:r>
+        <w:t xml:space="preserve">Performance marketing strategy across Instagram, TikTok, Google Search, LinkedIn</w:t>
+      </w:r>
+    </w:p>
+    <w:p>
+      <w:pPr>
         <w:pStyle w:val="Compact"/>
-      </w:pPr>
-      <w:r>
-        <w:t xml:space="preserve">Performance marketing strategy across Instagram, TikTok, Google Search, LinkedIn</w:t>
-      </w:r>
-    </w:p>
-    <w:p>
-      <w:pPr>
         <w:numPr>
           <w:ilvl w:val="0"/>
           <w:numId w:val="1002"/>
         </w:numPr>
+      </w:pPr>
+      <w:r>
+        <w:t xml:space="preserve">Marketing measurement and dashboarding; CAC discipline</w:t>
+      </w:r>
+    </w:p>
+    <w:p>
+      <w:pPr>
         <w:pStyle w:val="Compact"/>
-      </w:pPr>
-      <w:r>
-        <w:t xml:space="preserve">Marketing measurement and dashboarding; CAC discipline</w:t>
-      </w:r>
-    </w:p>
-    <w:p>
-      <w:pPr>
         <w:numPr>
           <w:ilvl w:val="0"/>
           <w:numId w:val="1002"/>
         </w:numPr>
-        <w:pStyle w:val="Compact"/>
-      </w:pPr>
-      <w:r>
-        <w:t xml:space="preserve">Mentoring the first marketing hire (Q3 Y2)</w:t>
+      </w:pPr>
+      <w:r>
+        <w:t xml:space="preserve">Mentoring the Y3 part-time hire (Section 18.3) once revenue supports it</w:t>
       </w:r>
     </w:p>
     <w:p>
@@ -434,9 +453,9 @@
         </w:pict>
       </w:r>
     </w:p>
-    <w:bookmarkEnd w:id="23"/>
-    <w:bookmarkEnd w:id="24"/>
-    <w:bookmarkStart w:id="27" w:name="Xe1c87d45f6af912bdf3e63acdbe48303f6810e9"/>
+    <w:bookmarkEnd w:id="12"/>
+    <w:bookmarkEnd w:id="13"/>
+    <w:bookmarkStart w:id="16" w:name="X62d71c65f15442bcc87248229698e1c3248d1a1"/>
     <w:p>
       <w:pPr>
         <w:pStyle w:val="Heading2"/>
@@ -448,7 +467,8 @@
     <w:tbl>
       <w:tblPr>
         <w:tblStyle w:val="Table"/>
-        <w:tblW w:type="auto" w:w="0"/>
+        <w:tblW w:type="pct" w:w="5000"/>
+        <w:tblLayout w:type="fixed"/>
         <w:tblLook w:firstRow="1" w:lastRow="0" w:firstColumn="0" w:lastColumn="0" w:noHBand="0" w:noVBand="0" w:val="0020"/>
       </w:tblPr>
       <w:tblGrid>
@@ -457,14 +477,13 @@
       </w:tblGrid>
       <w:tr>
         <w:trPr>
-          <w:tblHeader w:val="true"/>
+          <w:tblHeader w:val="on"/>
         </w:trPr>
         <w:tc>
           <w:tcPr/>
           <w:p>
             <w:pPr>
               <w:pStyle w:val="Compact"/>
-              <w:jc w:val="left"/>
             </w:pPr>
             <w:r>
               <w:t xml:space="preserve">Field</w:t>
@@ -476,7 +495,6 @@
           <w:p>
             <w:pPr>
               <w:pStyle w:val="Compact"/>
-              <w:jc w:val="left"/>
             </w:pPr>
             <w:r>
               <w:t xml:space="preserve">Value</w:t>
@@ -490,12 +508,11 @@
           <w:p>
             <w:pPr>
               <w:pStyle w:val="Compact"/>
-              <w:jc w:val="left"/>
             </w:pPr>
             <w:r>
               <w:rPr>
+                <w:b/>
                 <w:bCs/>
-                <w:b/>
               </w:rPr>
               <w:t xml:space="preserve">Role at DEQUAD</w:t>
             </w:r>
@@ -506,7 +523,6 @@
           <w:p>
             <w:pPr>
               <w:pStyle w:val="Compact"/>
-              <w:jc w:val="left"/>
             </w:pPr>
             <w:r>
               <w:t xml:space="preserve">Senior Software Engineer (founding team member)</w:t>
@@ -520,39 +536,37 @@
           <w:p>
             <w:pPr>
               <w:pStyle w:val="Compact"/>
-              <w:jc w:val="left"/>
             </w:pPr>
             <w:r>
               <w:rPr>
+                <w:b/>
                 <w:bCs/>
+              </w:rPr>
+              <w:t xml:space="preserve">Working pattern</w:t>
+            </w:r>
+          </w:p>
+        </w:tc>
+        <w:tc>
+          <w:tcPr/>
+          <w:p>
+            <w:pPr>
+              <w:pStyle w:val="Compact"/>
+            </w:pPr>
+            <w:r>
+              <w:t xml:space="preserve">Equity-only —</w:t>
+            </w:r>
+            <w:r>
+              <w:t xml:space="preserve"> </w:t>
+            </w:r>
+            <w:r>
+              <w:rPr>
                 <w:b/>
+                <w:bCs/>
               </w:rPr>
-              <w:t xml:space="preserve">Working pattern Y1</w:t>
-            </w:r>
-          </w:p>
-        </w:tc>
-        <w:tc>
-          <w:tcPr/>
-          <w:p>
-            <w:pPr>
-              <w:pStyle w:val="Compact"/>
-              <w:jc w:val="left"/>
-            </w:pPr>
-            <w:r>
-              <w:t xml:space="preserve">Equity-only —</w:t>
-            </w:r>
-            <w:r>
-              <w:t xml:space="preserve"> </w:t>
-            </w:r>
-            <w:r>
-              <w:rPr>
-                <w:bCs/>
-                <w:b/>
-              </w:rPr>
-              <w:t xml:space="preserve">no Y1 salary</w:t>
-            </w:r>
-            <w:r>
-              <w:t xml:space="preserve">; salaried role to commence Q1 Y2</w:t>
+              <w:t xml:space="preserve">no salary funded within this 3-year self-funded plan</w:t>
+            </w:r>
+            <w:r>
+              <w:t xml:space="preserve">; same basis as above</w:t>
             </w:r>
           </w:p>
         </w:tc>
@@ -563,12 +577,11 @@
           <w:p>
             <w:pPr>
               <w:pStyle w:val="Compact"/>
-              <w:jc w:val="left"/>
             </w:pPr>
             <w:r>
               <w:rPr>
+                <w:b/>
                 <w:bCs/>
-                <w:b/>
               </w:rPr>
               <w:t xml:space="preserve">Cash investment</w:t>
             </w:r>
@@ -579,7 +592,6 @@
           <w:p>
             <w:pPr>
               <w:pStyle w:val="Compact"/>
-              <w:jc w:val="left"/>
             </w:pPr>
             <w:r>
               <w:t xml:space="preserve">£0 — joining as senior team member</w:t>
@@ -593,12 +605,11 @@
           <w:p>
             <w:pPr>
               <w:pStyle w:val="Compact"/>
-              <w:jc w:val="left"/>
             </w:pPr>
             <w:r>
               <w:rPr>
+                <w:b/>
                 <w:bCs/>
-                <w:b/>
               </w:rPr>
               <w:t xml:space="preserve">Equity</w:t>
             </w:r>
@@ -609,7 +620,6 @@
           <w:p>
             <w:pPr>
               <w:pStyle w:val="Compact"/>
-              <w:jc w:val="left"/>
             </w:pPr>
             <w:r>
               <w:t xml:space="preserve">EMI options with 4-year vest, 1-year cliff</w:t>
@@ -618,7 +628,7 @@
         </w:tc>
       </w:tr>
     </w:tbl>
-    <w:bookmarkStart w:id="25" w:name="summary-1"/>
+    <w:bookmarkStart w:id="14" w:name="summary-1"/>
     <w:p>
       <w:pPr>
         <w:pStyle w:val="Heading3"/>
@@ -635,8 +645,8 @@
         <w:t xml:space="preserve">Adedapo Ajuwon is a senior software engineer working alongside the CTO on the DEQUAD production stack. He contributes to both backend (FastAPI / MongoDB) and frontend (Expo / React Native universal) development, infrastructure, and operational reliability.</w:t>
       </w:r>
     </w:p>
-    <w:bookmarkEnd w:id="25"/>
-    <w:bookmarkStart w:id="26" w:name="responsibilities-1"/>
+    <w:bookmarkEnd w:id="14"/>
+    <w:bookmarkStart w:id="15" w:name="responsibilities-1"/>
     <w:p>
       <w:pPr>
         <w:pStyle w:val="Heading3"/>
@@ -647,50 +657,50 @@
     </w:p>
     <w:p>
       <w:pPr>
+        <w:pStyle w:val="Compact"/>
         <w:numPr>
           <w:ilvl w:val="0"/>
           <w:numId w:val="1003"/>
         </w:numPr>
+      </w:pPr>
+      <w:r>
+        <w:t xml:space="preserve">Production reliability and performance of the DEQUAD platform</w:t>
+      </w:r>
+    </w:p>
+    <w:p>
+      <w:pPr>
         <w:pStyle w:val="Compact"/>
-      </w:pPr>
-      <w:r>
-        <w:t xml:space="preserve">Production reliability and performance of the DEQUAD platform</w:t>
-      </w:r>
-    </w:p>
-    <w:p>
-      <w:pPr>
         <w:numPr>
           <w:ilvl w:val="0"/>
           <w:numId w:val="1003"/>
         </w:numPr>
+      </w:pPr>
+      <w:r>
+        <w:t xml:space="preserve">Feature delivery in collaboration with the CTO — peer matching, mood tracker, safeguarding webhook, admin tooling</w:t>
+      </w:r>
+    </w:p>
+    <w:p>
+      <w:pPr>
         <w:pStyle w:val="Compact"/>
-      </w:pPr>
-      <w:r>
-        <w:t xml:space="preserve">Feature delivery in collaboration with the CTO — peer matching, mood tracker, safeguarding webhook, admin tooling</w:t>
-      </w:r>
-    </w:p>
-    <w:p>
-      <w:pPr>
         <w:numPr>
           <w:ilvl w:val="0"/>
           <w:numId w:val="1003"/>
         </w:numPr>
+      </w:pPr>
+      <w:r>
+        <w:t xml:space="preserve">Code review and engineering standards across the team</w:t>
+      </w:r>
+    </w:p>
+    <w:p>
+      <w:pPr>
         <w:pStyle w:val="Compact"/>
-      </w:pPr>
-      <w:r>
-        <w:t xml:space="preserve">Code review and engineering standards across the team</w:t>
-      </w:r>
-    </w:p>
-    <w:p>
-      <w:pPr>
         <w:numPr>
           <w:ilvl w:val="0"/>
           <w:numId w:val="1003"/>
         </w:numPr>
-        <w:pStyle w:val="Compact"/>
-      </w:pPr>
-      <w:r>
-        <w:t xml:space="preserve">Mentoring the next backend engineer hire (Q1 Y2)</w:t>
+      </w:pPr>
+      <w:r>
+        <w:t xml:space="preserve">Mentoring the Y3 part-time hire (Section 18.3) once revenue supports it</w:t>
       </w:r>
     </w:p>
     <w:p>
@@ -700,9 +710,9 @@
         </w:pict>
       </w:r>
     </w:p>
-    <w:bookmarkEnd w:id="26"/>
-    <w:bookmarkEnd w:id="27"/>
-    <w:bookmarkStart w:id="30" w:name="X58e40f4043ed45a49c2de0937e42dec054ddacb"/>
+    <w:bookmarkEnd w:id="15"/>
+    <w:bookmarkEnd w:id="16"/>
+    <w:bookmarkStart w:id="19" w:name="X4ec1f274ffebb155a625a009abf12437f745f99"/>
     <w:p>
       <w:pPr>
         <w:pStyle w:val="Heading2"/>
@@ -714,7 +724,8 @@
     <w:tbl>
       <w:tblPr>
         <w:tblStyle w:val="Table"/>
-        <w:tblW w:type="auto" w:w="0"/>
+        <w:tblW w:type="pct" w:w="5000"/>
+        <w:tblLayout w:type="fixed"/>
         <w:tblLook w:firstRow="1" w:lastRow="0" w:firstColumn="0" w:lastColumn="0" w:noHBand="0" w:noVBand="0" w:val="0020"/>
       </w:tblPr>
       <w:tblGrid>
@@ -723,14 +734,13 @@
       </w:tblGrid>
       <w:tr>
         <w:trPr>
-          <w:tblHeader w:val="true"/>
+          <w:tblHeader w:val="on"/>
         </w:trPr>
         <w:tc>
           <w:tcPr/>
           <w:p>
             <w:pPr>
               <w:pStyle w:val="Compact"/>
-              <w:jc w:val="left"/>
             </w:pPr>
             <w:r>
               <w:t xml:space="preserve">Field</w:t>
@@ -742,7 +752,6 @@
           <w:p>
             <w:pPr>
               <w:pStyle w:val="Compact"/>
-              <w:jc w:val="left"/>
             </w:pPr>
             <w:r>
               <w:t xml:space="preserve">Value</w:t>
@@ -756,12 +765,11 @@
           <w:p>
             <w:pPr>
               <w:pStyle w:val="Compact"/>
-              <w:jc w:val="left"/>
             </w:pPr>
             <w:r>
               <w:rPr>
+                <w:b/>
                 <w:bCs/>
-                <w:b/>
               </w:rPr>
               <w:t xml:space="preserve">Day job</w:t>
             </w:r>
@@ -772,7 +780,6 @@
           <w:p>
             <w:pPr>
               <w:pStyle w:val="Compact"/>
-              <w:jc w:val="left"/>
             </w:pPr>
             <w:r>
               <w:t xml:space="preserve">Senior Project Management Consultant,</w:t>
@@ -782,8 +789,8 @@
             </w:r>
             <w:r>
               <w:rPr>
+                <w:b/>
                 <w:bCs/>
-                <w:b/>
               </w:rPr>
               <w:t xml:space="preserve">MIGSO-PCUBED</w:t>
             </w:r>
@@ -802,12 +809,11 @@
           <w:p>
             <w:pPr>
               <w:pStyle w:val="Compact"/>
-              <w:jc w:val="left"/>
             </w:pPr>
             <w:r>
               <w:rPr>
+                <w:b/>
                 <w:bCs/>
-                <w:b/>
               </w:rPr>
               <w:t xml:space="preserve">Role at DEQUAD</w:t>
             </w:r>
@@ -818,7 +824,6 @@
           <w:p>
             <w:pPr>
               <w:pStyle w:val="Compact"/>
-              <w:jc w:val="left"/>
             </w:pPr>
             <w:r>
               <w:t xml:space="preserve">Senior Advisor — Programme &amp; Delivery</w:t>
@@ -832,12 +837,11 @@
           <w:p>
             <w:pPr>
               <w:pStyle w:val="Compact"/>
-              <w:jc w:val="left"/>
             </w:pPr>
             <w:r>
               <w:rPr>
+                <w:b/>
                 <w:bCs/>
-                <w:b/>
               </w:rPr>
               <w:t xml:space="preserve">Working pattern Y1</w:t>
             </w:r>
@@ -848,7 +852,6 @@
           <w:p>
             <w:pPr>
               <w:pStyle w:val="Compact"/>
-              <w:jc w:val="left"/>
             </w:pPr>
             <w:r>
               <w:t xml:space="preserve">Advisory capacity — periodic engagement</w:t>
@@ -862,12 +865,11 @@
           <w:p>
             <w:pPr>
               <w:pStyle w:val="Compact"/>
-              <w:jc w:val="left"/>
             </w:pPr>
             <w:r>
               <w:rPr>
+                <w:b/>
                 <w:bCs/>
-                <w:b/>
               </w:rPr>
               <w:t xml:space="preserve">Cash investment</w:t>
             </w:r>
@@ -878,7 +880,6 @@
           <w:p>
             <w:pPr>
               <w:pStyle w:val="Compact"/>
-              <w:jc w:val="left"/>
             </w:pPr>
             <w:r>
               <w:t xml:space="preserve">£0</w:t>
@@ -892,12 +893,11 @@
           <w:p>
             <w:pPr>
               <w:pStyle w:val="Compact"/>
-              <w:jc w:val="left"/>
             </w:pPr>
             <w:r>
               <w:rPr>
+                <w:b/>
                 <w:bCs/>
-                <w:b/>
               </w:rPr>
               <w:t xml:space="preserve">Equity</w:t>
             </w:r>
@@ -908,7 +908,6 @@
           <w:p>
             <w:pPr>
               <w:pStyle w:val="Compact"/>
-              <w:jc w:val="left"/>
             </w:pPr>
             <w:r>
               <w:t xml:space="preserve">EMI options on a 4-year vest, advisor allocation</w:t>
@@ -917,7 +916,7 @@
         </w:tc>
       </w:tr>
     </w:tbl>
-    <w:bookmarkStart w:id="28" w:name="summary-2"/>
+    <w:bookmarkStart w:id="17" w:name="summary-2"/>
     <w:p>
       <w:pPr>
         <w:pStyle w:val="Heading3"/>
@@ -931,15 +930,15 @@
         <w:pStyle w:val="FirstParagraph"/>
       </w:pPr>
       <w:r>
-        <w:t xml:space="preserve">Chinyere Jennifer is a Senior Project Management Consultant at MIGSO-PCUBED, one of the world's leading project / programme / portfolio management consultancies (a Capgemini company). She works with large enterprise clients on programme governance, risk and delivery assurance. She also has an applied background in</w:t>
+        <w:t xml:space="preserve">Chinyere Jennifer is a Senior Project Management Consultant at MIGSO-PCUBED, one of the world’s leading project / programme / portfolio management consultancies (a Capgemini company). She works with large enterprise clients on programme governance, risk and delivery assurance. She also has an applied background in</w:t>
       </w:r>
       <w:r>
         <w:t xml:space="preserve"> </w:t>
       </w:r>
       <w:r>
         <w:rPr>
+          <w:b/>
           <w:bCs/>
-          <w:b/>
         </w:rPr>
         <w:t xml:space="preserve">Large Language Model (LLM)</w:t>
       </w:r>
@@ -950,8 +949,8 @@
         <w:t xml:space="preserve">technology, giving DEQUAD an in-house perspective on the safeguarding and inference pipeline.</w:t>
       </w:r>
     </w:p>
-    <w:bookmarkEnd w:id="28"/>
-    <w:bookmarkStart w:id="29" w:name="responsibilities-to-dequad"/>
+    <w:bookmarkEnd w:id="17"/>
+    <w:bookmarkStart w:id="18" w:name="responsibilities-to-dequad"/>
     <w:p>
       <w:pPr>
         <w:pStyle w:val="Heading3"/>
@@ -962,50 +961,50 @@
     </w:p>
     <w:p>
       <w:pPr>
+        <w:pStyle w:val="Compact"/>
         <w:numPr>
           <w:ilvl w:val="0"/>
           <w:numId w:val="1004"/>
         </w:numPr>
+      </w:pPr>
+      <w:r>
+        <w:t xml:space="preserve">Programme governance for university pilot rollouts</w:t>
+      </w:r>
+    </w:p>
+    <w:p>
+      <w:pPr>
         <w:pStyle w:val="Compact"/>
-      </w:pPr>
-      <w:r>
-        <w:t xml:space="preserve">Programme governance for university pilot rollouts</w:t>
-      </w:r>
-    </w:p>
-    <w:p>
-      <w:pPr>
         <w:numPr>
           <w:ilvl w:val="0"/>
           <w:numId w:val="1004"/>
         </w:numPr>
+      </w:pPr>
+      <w:r>
+        <w:t xml:space="preserve">Quarterly risk-register review challenge (see Risk Register, Governance section)</w:t>
+      </w:r>
+    </w:p>
+    <w:p>
+      <w:pPr>
         <w:pStyle w:val="Compact"/>
-      </w:pPr>
-      <w:r>
-        <w:t xml:space="preserve">Quarterly risk-register review challenge (see Risk Register, Governance section)</w:t>
-      </w:r>
-    </w:p>
-    <w:p>
-      <w:pPr>
         <w:numPr>
           <w:ilvl w:val="0"/>
           <w:numId w:val="1004"/>
         </w:numPr>
+      </w:pPr>
+      <w:r>
+        <w:t xml:space="preserve">LLM safety and evaluation input to the safeguarding triage model</w:t>
+      </w:r>
+    </w:p>
+    <w:p>
+      <w:pPr>
         <w:pStyle w:val="Compact"/>
-      </w:pPr>
-      <w:r>
-        <w:t xml:space="preserve">LLM safety and evaluation input to the safeguarding triage model</w:t>
-      </w:r>
-    </w:p>
-    <w:p>
-      <w:pPr>
         <w:numPr>
           <w:ilvl w:val="0"/>
           <w:numId w:val="1004"/>
         </w:numPr>
-        <w:pStyle w:val="Compact"/>
-      </w:pPr>
-      <w:r>
-        <w:t xml:space="preserve">Introduction to MIGSO-PCUBED's enterprise network for B2B pilot acceleration</w:t>
+      </w:pPr>
+      <w:r>
+        <w:t xml:space="preserve">Introduction to MIGSO-PCUBED’s enterprise network for B2B pilot acceleration</w:t>
       </w:r>
     </w:p>
     <w:p>
@@ -1015,9 +1014,9 @@
         </w:pict>
       </w:r>
     </w:p>
-    <w:bookmarkEnd w:id="29"/>
-    <w:bookmarkEnd w:id="30"/>
-    <w:bookmarkStart w:id="31" w:name="why-this-matters-for-endorsement"/>
+    <w:bookmarkEnd w:id="18"/>
+    <w:bookmarkEnd w:id="19"/>
+    <w:bookmarkStart w:id="20" w:name="why-this-matters-for-endorsement"/>
     <w:p>
       <w:pPr>
         <w:pStyle w:val="Heading2"/>
@@ -1038,8 +1037,8 @@
       </w:r>
       <w:r>
         <w:rPr>
+          <w:b/>
           <w:bCs/>
-          <w:b/>
         </w:rPr>
         <w:t xml:space="preserve">viability</w:t>
       </w:r>
@@ -1053,7 +1052,8 @@
     <w:tbl>
       <w:tblPr>
         <w:tblStyle w:val="Table"/>
-        <w:tblW w:type="auto" w:w="0"/>
+        <w:tblW w:type="pct" w:w="5000"/>
+        <w:tblLayout w:type="fixed"/>
         <w:tblLook w:firstRow="1" w:lastRow="0" w:firstColumn="0" w:lastColumn="0" w:noHBand="0" w:noVBand="0" w:val="0020"/>
       </w:tblPr>
       <w:tblGrid>
@@ -1062,14 +1062,13 @@
       </w:tblGrid>
       <w:tr>
         <w:trPr>
-          <w:tblHeader w:val="true"/>
+          <w:tblHeader w:val="on"/>
         </w:trPr>
         <w:tc>
           <w:tcPr/>
           <w:p>
             <w:pPr>
               <w:pStyle w:val="Compact"/>
-              <w:jc w:val="left"/>
             </w:pPr>
             <w:r>
               <w:t xml:space="preserve">Dimension</w:t>
@@ -1081,7 +1080,6 @@
           <w:p>
             <w:pPr>
               <w:pStyle w:val="Compact"/>
-              <w:jc w:val="left"/>
             </w:pPr>
             <w:r>
               <w:t xml:space="preserve">Evidence</w:t>
@@ -1095,12 +1093,11 @@
           <w:p>
             <w:pPr>
               <w:pStyle w:val="Compact"/>
-              <w:jc w:val="left"/>
             </w:pPr>
             <w:r>
               <w:rPr>
+                <w:b/>
                 <w:bCs/>
-                <w:b/>
               </w:rPr>
               <w:t xml:space="preserve">Marketing capability</w:t>
             </w:r>
@@ -1111,7 +1108,6 @@
           <w:p>
             <w:pPr>
               <w:pStyle w:val="Compact"/>
-              <w:jc w:val="left"/>
             </w:pPr>
             <w:r>
               <w:t xml:space="preserve">PhD-credentialled CMO with relevant subject-matter expertise</w:t>
@@ -1125,12 +1121,11 @@
           <w:p>
             <w:pPr>
               <w:pStyle w:val="Compact"/>
-              <w:jc w:val="left"/>
             </w:pPr>
             <w:r>
               <w:rPr>
+                <w:b/>
                 <w:bCs/>
-                <w:b/>
               </w:rPr>
               <w:t xml:space="preserve">Engineering depth</w:t>
             </w:r>
@@ -1141,7 +1136,6 @@
           <w:p>
             <w:pPr>
               <w:pStyle w:val="Compact"/>
-              <w:jc w:val="left"/>
             </w:pPr>
             <w:r>
               <w:t xml:space="preserve">CTO + senior software engineer at incorporation — not a solo technical founder</w:t>
@@ -1155,12 +1149,11 @@
           <w:p>
             <w:pPr>
               <w:pStyle w:val="Compact"/>
-              <w:jc w:val="left"/>
             </w:pPr>
             <w:r>
               <w:rPr>
+                <w:b/>
                 <w:bCs/>
-                <w:b/>
               </w:rPr>
               <w:t xml:space="preserve">Programme governance</w:t>
             </w:r>
@@ -1171,7 +1164,6 @@
           <w:p>
             <w:pPr>
               <w:pStyle w:val="Compact"/>
-              <w:jc w:val="left"/>
             </w:pPr>
             <w:r>
               <w:t xml:space="preserve">Senior consultant from a global PMO firm advising on delivery quality</w:t>
@@ -1185,12 +1177,11 @@
           <w:p>
             <w:pPr>
               <w:pStyle w:val="Compact"/>
-              <w:jc w:val="left"/>
             </w:pPr>
             <w:r>
               <w:rPr>
+                <w:b/>
                 <w:bCs/>
-                <w:b/>
               </w:rPr>
               <w:t xml:space="preserve">AI / LLM credibility</w:t>
             </w:r>
@@ -1201,7 +1192,6 @@
           <w:p>
             <w:pPr>
               <w:pStyle w:val="Compact"/>
-              <w:jc w:val="left"/>
             </w:pPr>
             <w:r>
               <w:t xml:space="preserve">Advisor with LLM background — directly relevant to safeguarding inference</w:t>
@@ -1215,12 +1205,11 @@
           <w:p>
             <w:pPr>
               <w:pStyle w:val="Compact"/>
-              <w:jc w:val="left"/>
             </w:pPr>
             <w:r>
               <w:rPr>
+                <w:b/>
                 <w:bCs/>
-                <w:b/>
               </w:rPr>
               <w:t xml:space="preserve">Diversity</w:t>
             </w:r>
@@ -1231,7 +1220,6 @@
           <w:p>
             <w:pPr>
               <w:pStyle w:val="Compact"/>
-              <w:jc w:val="left"/>
             </w:pPr>
             <w:r>
               <w:t xml:space="preserve">Founding team is 100% Black-British / African-diaspora — under-represented in UK tech, but central to the student population DEQUAD serves</w:t>
@@ -1245,7 +1233,7 @@
         <w:pStyle w:val="BodyText"/>
       </w:pPr>
       <w:r>
-        <w:t xml:space="preserve">Three appointments to a founding team alongside two co-founders is unusually deep for a pre-revenue UK startup and is itself evidence of the team's ability to attract talent on belief in the mission.</w:t>
+        <w:t xml:space="preserve">Three appointments to a founding team alongside two co-founders is unusually deep for a pre-revenue UK startup and is itself evidence of the team’s ability to attract talent on belief in the mission.</w:t>
       </w:r>
     </w:p>
     <w:p>
@@ -1261,15 +1249,19 @@
       </w:pPr>
       <w:r>
         <w:rPr>
+          <w:i/>
           <w:iCs/>
-          <w:i/>
         </w:rPr>
         <w:t xml:space="preserve">Compiled by Yusuf Quadri, Founder &amp; CEO — CV content supplied and approved by each named team member. Submitted to UKES as Appendix N to the Innovator Founder visa endorsement application, June 2026.</w:t>
       </w:r>
     </w:p>
-    <w:bookmarkEnd w:id="31"/>
-    <w:bookmarkEnd w:id="32"/>
-    <w:sectPr/>
+    <w:bookmarkEnd w:id="20"/>
+    <w:bookmarkEnd w:id="21"/>
+    <w:sectPr>
+      <w:footnotePr>
+        <w:numRestart w:val="eachSect"/>
+      </w:footnotePr>
+    </w:sectPr>
   </w:body>
 </w:document>
 </file>
@@ -1300,14 +1292,14 @@
 <file path=word/numbering.xml><?xml version="1.0" encoding="utf-8"?>
 <w:numbering xmlns:w="http://schemas.openxmlformats.org/wordprocessingml/2006/main">
   <w:abstractNum w:abstractNumId="990">
-    <w:nsid w:val="A990"/>
+    <w:nsid w:val="0000A990"/>
     <w:multiLevelType w:val="multilevel"/>
     <w:lvl w:ilvl="0">
       <w:numFmt w:val="bullet"/>
       <w:lvlText w:val=" "/>
       <w:lvlJc w:val="left"/>
       <w:pPr>
-        <w:ind w:left="720" w:hanging="480"/>
+        <w:ind w:left="720" w:hanging="360"/>
       </w:pPr>
     </w:lvl>
     <w:lvl w:ilvl="1">
@@ -1315,7 +1307,7 @@
       <w:lvlText w:val=" "/>
       <w:lvlJc w:val="left"/>
       <w:pPr>
-        <w:ind w:left="1440" w:hanging="480"/>
+        <w:ind w:left="1440" w:hanging="360"/>
       </w:pPr>
     </w:lvl>
     <w:lvl w:ilvl="2">
@@ -1323,7 +1315,7 @@
       <w:lvlText w:val=" "/>
       <w:lvlJc w:val="left"/>
       <w:pPr>
-        <w:ind w:left="2160" w:hanging="480"/>
+        <w:ind w:left="2160" w:hanging="360"/>
       </w:pPr>
     </w:lvl>
     <w:lvl w:ilvl="3">
@@ -1331,7 +1323,7 @@
       <w:lvlText w:val=" "/>
       <w:lvlJc w:val="left"/>
       <w:pPr>
-        <w:ind w:left="2880" w:hanging="480"/>
+        <w:ind w:left="2880" w:hanging="360"/>
       </w:pPr>
     </w:lvl>
     <w:lvl w:ilvl="4">
@@ -1339,7 +1331,7 @@
       <w:lvlText w:val=" "/>
       <w:lvlJc w:val="left"/>
       <w:pPr>
-        <w:ind w:left="3600" w:hanging="480"/>
+        <w:ind w:left="3600" w:hanging="360"/>
       </w:pPr>
     </w:lvl>
     <w:lvl w:ilvl="5">
@@ -1347,7 +1339,7 @@
       <w:lvlText w:val=" "/>
       <w:lvlJc w:val="left"/>
       <w:pPr>
-        <w:ind w:left="4320" w:hanging="480"/>
+        <w:ind w:left="4320" w:hanging="360"/>
       </w:pPr>
     </w:lvl>
     <w:lvl w:ilvl="6">
@@ -1355,7 +1347,7 @@
       <w:lvlText w:val=" "/>
       <w:lvlJc w:val="left"/>
       <w:pPr>
-        <w:ind w:left="5040" w:hanging="480"/>
+        <w:ind w:left="5040" w:hanging="360"/>
       </w:pPr>
     </w:lvl>
     <w:lvl w:ilvl="7">
@@ -1363,7 +1355,7 @@
       <w:lvlText w:val=" "/>
       <w:lvlJc w:val="left"/>
       <w:pPr>
-        <w:ind w:left="5760" w:hanging="480"/>
+        <w:ind w:left="5760" w:hanging="360"/>
       </w:pPr>
     </w:lvl>
     <w:lvl w:ilvl="8">
@@ -1371,84 +1363,111 @@
       <w:lvlText w:val=" "/>
       <w:lvlJc w:val="left"/>
       <w:pPr>
-        <w:ind w:left="6480" w:hanging="480"/>
+        <w:ind w:left="6480" w:hanging="360"/>
       </w:pPr>
     </w:lvl>
   </w:abstractNum>
   <w:abstractNum w:abstractNumId="991">
-    <w:nsid w:val="A991"/>
+    <w:nsid w:val="0000A991"/>
     <w:multiLevelType w:val="multilevel"/>
     <w:lvl w:ilvl="0">
       <w:numFmt w:val="bullet"/>
-      <w:lvlText w:val="•"/>
+      <w:lvlText w:val=""/>
       <w:lvlJc w:val="left"/>
       <w:pPr>
-        <w:ind w:left="720" w:hanging="480"/>
-      </w:pPr>
+        <w:ind w:left="720" w:hanging="360"/>
+      </w:pPr>
+      <w:rPr>
+        <w:rFonts w:ascii="Symbol" w:hAnsi="Symbol" w:cs="Symbol" w:hint="default"/>
+      </w:rPr>
     </w:lvl>
     <w:lvl w:ilvl="1">
       <w:numFmt w:val="bullet"/>
-      <w:lvlText w:val="–"/>
+      <w:lvlText w:val="o"/>
       <w:lvlJc w:val="left"/>
       <w:pPr>
-        <w:ind w:left="1440" w:hanging="480"/>
-      </w:pPr>
+        <w:ind w:left="1440" w:hanging="360"/>
+      </w:pPr>
+      <w:rPr>
+        <w:rFonts w:ascii="Courier New" w:hAnsi="Courier New" w:cs="Courier New" w:hint="default"/>
+      </w:rPr>
     </w:lvl>
     <w:lvl w:ilvl="2">
       <w:numFmt w:val="bullet"/>
-      <w:lvlText w:val="•"/>
+      <w:lvlText w:val=""/>
       <w:lvlJc w:val="left"/>
       <w:pPr>
-        <w:ind w:left="2160" w:hanging="480"/>
-      </w:pPr>
+        <w:ind w:left="2160" w:hanging="360"/>
+      </w:pPr>
+      <w:rPr>
+        <w:rFonts w:ascii="Wingdings" w:hAnsi="Wingdings" w:cs="Wingdings" w:hint="default"/>
+      </w:rPr>
     </w:lvl>
     <w:lvl w:ilvl="3">
       <w:numFmt w:val="bullet"/>
-      <w:lvlText w:val="–"/>
+      <w:lvlText w:val=""/>
       <w:lvlJc w:val="left"/>
       <w:pPr>
-        <w:ind w:left="2880" w:hanging="480"/>
-      </w:pPr>
+        <w:ind w:left="2880" w:hanging="360"/>
+      </w:pPr>
+      <w:rPr>
+        <w:rFonts w:ascii="Symbol" w:hAnsi="Symbol" w:cs="Symbol" w:hint="default"/>
+      </w:rPr>
     </w:lvl>
     <w:lvl w:ilvl="4">
       <w:numFmt w:val="bullet"/>
-      <w:lvlText w:val="•"/>
+      <w:lvlText w:val="o"/>
       <w:lvlJc w:val="left"/>
       <w:pPr>
-        <w:ind w:left="3600" w:hanging="480"/>
-      </w:pPr>
+        <w:ind w:left="3600" w:hanging="360"/>
+      </w:pPr>
+      <w:rPr>
+        <w:rFonts w:ascii="Courier New" w:hAnsi="Courier New" w:cs="Courier New" w:hint="default"/>
+      </w:rPr>
     </w:lvl>
     <w:lvl w:ilvl="5">
       <w:numFmt w:val="bullet"/>
-      <w:lvlText w:val="–"/>
+      <w:lvlText w:val=""/>
       <w:lvlJc w:val="left"/>
       <w:pPr>
-        <w:ind w:left="4320" w:hanging="480"/>
-      </w:pPr>
+        <w:ind w:left="4320" w:hanging="360"/>
+      </w:pPr>
+      <w:rPr>
+        <w:rFonts w:ascii="Wingdings" w:hAnsi="Wingdings" w:cs="Wingdings" w:hint="default"/>
+      </w:rPr>
     </w:lvl>
     <w:lvl w:ilvl="6">
       <w:numFmt w:val="bullet"/>
-      <w:lvlText w:val="•"/>
+      <w:lvlText w:val=""/>
       <w:lvlJc w:val="left"/>
       <w:pPr>
-        <w:ind w:left="5040" w:hanging="480"/>
-      </w:pPr>
+        <w:ind w:left="5040" w:hanging="360"/>
+      </w:pPr>
+      <w:rPr>
+        <w:rFonts w:ascii="Symbol" w:hAnsi="Symbol" w:cs="Symbol" w:hint="default"/>
+      </w:rPr>
     </w:lvl>
     <w:lvl w:ilvl="7">
       <w:numFmt w:val="bullet"/>
-      <w:lvlText w:val="–"/>
+      <w:lvlText w:val="o"/>
       <w:lvlJc w:val="left"/>
       <w:pPr>
-        <w:ind w:left="5760" w:hanging="480"/>
-      </w:pPr>
+        <w:ind w:left="5760" w:hanging="360"/>
+      </w:pPr>
+      <w:rPr>
+        <w:rFonts w:ascii="Courier New" w:hAnsi="Courier New" w:cs="Courier New" w:hint="default"/>
+      </w:rPr>
     </w:lvl>
     <w:lvl w:ilvl="8">
       <w:numFmt w:val="bullet"/>
-      <w:lvlText w:val="•"/>
+      <w:lvlText w:val=""/>
       <w:lvlJc w:val="left"/>
       <w:pPr>
-        <w:ind w:left="6480" w:hanging="480"/>
-      </w:pPr>
+        <w:ind w:left="6480" w:hanging="360"/>
+      </w:pPr>
+      <w:rPr>
+        <w:rFonts w:ascii="Wingdings" w:hAnsi="Wingdings" w:cs="Wingdings" w:hint="default"/>
+      </w:rPr>
     </w:lvl>
   </w:abstractNum>
   <w:num w:numId="1000">
@@ -1474,10 +1493,10 @@
   <w:docDefaults>
     <w:rPrDefault>
       <w:rPr>
-        <w:rFonts w:asciiTheme="minorHAnsi" w:cstheme="minorBidi" w:eastAsiaTheme="minorHAnsi" w:hAnsiTheme="minorHAnsi"/>
+        <w:rFonts w:asciiTheme="minorHAnsi" w:cstheme="minorBidi" w:eastAsiaTheme="minorEastAsia" w:hAnsiTheme="minorHAnsi"/>
         <w:sz w:val="24"/>
         <w:szCs w:val="24"/>
-        <w:lang w:bidi="ar-SA" w:eastAsia="en-US" w:val="en-US"/>
+        <w:lang w:bidi="ar-SA" w:eastAsia="zh-CN" w:val="en-US"/>
       </w:rPr>
     </w:rPrDefault>
     <w:pPrDefault>
@@ -1495,10 +1514,10 @@
     <w:name w:val="Body Text"/>
     <w:basedOn w:val="Normal"/>
     <w:link w:val="BodyTextChar"/>
+    <w:qFormat/>
     <w:pPr>
       <w:spacing w:after="180" w:before="180"/>
     </w:pPr>
-    <w:qFormat/>
   </w:style>
   <w:style w:customStyle="1" w:styleId="FirstParagraph" w:type="paragraph">
     <w:name w:val="First Paragraph"/>
@@ -1518,57 +1537,111 @@
     <w:name w:val="Title"/>
     <w:basedOn w:val="Normal"/>
     <w:next w:val="BodyText"/>
+    <w:link w:val="TitleChar"/>
+    <w:uiPriority w:val="10"/>
     <w:qFormat/>
+    <w:rsid w:val="00A10FD9"/>
     <w:pPr>
-      <w:keepNext/>
-      <w:keepLines/>
-      <w:spacing w:after="240" w:before="480"/>
+      <w:spacing w:after="80" w:line="240" w:lineRule="auto"/>
+      <w:contextualSpacing/>
       <w:jc w:val="center"/>
     </w:pPr>
     <w:rPr>
       <w:rFonts w:asciiTheme="majorHAnsi" w:cstheme="majorBidi" w:eastAsiaTheme="majorEastAsia" w:hAnsiTheme="majorHAnsi"/>
-      <w:b/>
-      <w:bCs/>
-      <w:color w:themeColor="accent1" w:themeShade="B5" w:val="345A8A"/>
-      <w:sz w:val="36"/>
-      <w:szCs w:val="36"/>
+      <w:sz w:val="56"/>
+      <w:szCs w:val="56"/>
+    </w:rPr>
+  </w:style>
+  <w:style w:customStyle="1" w:styleId="TitleChar" w:type="character">
+    <w:name w:val="Title Char"/>
+    <w:basedOn w:val="DefaultParagraphFont"/>
+    <w:link w:val="Title"/>
+    <w:uiPriority w:val="10"/>
+    <w:rsid w:val="00A10FD9"/>
+    <w:rPr>
+      <w:rFonts w:asciiTheme="majorHAnsi" w:cstheme="majorBidi" w:eastAsiaTheme="majorEastAsia" w:hAnsiTheme="majorHAnsi"/>
+      <w:sz w:val="56"/>
+      <w:szCs w:val="56"/>
     </w:rPr>
   </w:style>
   <w:style w:styleId="Subtitle" w:type="paragraph">
     <w:name w:val="Subtitle"/>
+    <w:basedOn w:val="Title"/>
+    <w:next w:val="BodyText"/>
+    <w:link w:val="SubtitleChar"/>
+    <w:uiPriority w:val="11"/>
+    <w:qFormat/>
+    <w:rsid w:val="00A10FD9"/>
+    <w:pPr>
+      <w:numPr>
+        <w:ilvl w:val="1"/>
+      </w:numPr>
+    </w:pPr>
+    <w:rPr>
+      <w:rFonts w:cstheme="majorBidi" w:eastAsiaTheme="majorEastAsia"/>
+      <w:spacing w:val="15"/>
+      <w:sz w:val="28"/>
+      <w:szCs w:val="28"/>
+    </w:rPr>
+  </w:style>
+  <w:style w:customStyle="1" w:styleId="SubtitleChar" w:type="character">
+    <w:name w:val="Subtitle Char"/>
+    <w:basedOn w:val="DefaultParagraphFont"/>
+    <w:link w:val="Subtitle"/>
+    <w:uiPriority w:val="11"/>
+    <w:rsid w:val="00A10FD9"/>
+    <w:rPr>
+      <w:rFonts w:cstheme="majorBidi" w:eastAsiaTheme="majorEastAsia"/>
+      <w:color w:themeColor="text1" w:themeTint="A6" w:val="595959"/>
+      <w:spacing w:val="15"/>
+      <w:sz w:val="28"/>
+      <w:szCs w:val="28"/>
+    </w:rPr>
+  </w:style>
+  <w:style w:customStyle="1" w:styleId="Author" w:type="paragraph">
+    <w:name w:val="Author"/>
     <w:basedOn w:val="Title"/>
     <w:next w:val="BodyText"/>
     <w:qFormat/>
     <w:pPr>
       <w:keepNext/>
       <w:keepLines/>
-      <w:spacing w:after="240" w:before="240"/>
-      <w:jc w:val="center"/>
     </w:pPr>
     <w:rPr>
-      <w:sz w:val="30"/>
-      <w:szCs w:val="30"/>
-    </w:rPr>
-  </w:style>
-  <w:style w:customStyle="1" w:styleId="Author" w:type="paragraph">
-    <w:name w:val="Author"/>
+      <w:sz w:val="24"/>
+      <w:szCs w:val="24"/>
+    </w:rPr>
+  </w:style>
+  <w:style w:styleId="Date" w:type="paragraph">
+    <w:name w:val="Date"/>
+    <w:basedOn w:val="Title"/>
     <w:next w:val="BodyText"/>
     <w:qFormat/>
     <w:pPr>
       <w:keepNext/>
       <w:keepLines/>
-      <w:jc w:val="center"/>
     </w:pPr>
-  </w:style>
-  <w:style w:styleId="Date" w:type="paragraph">
-    <w:name w:val="Date"/>
-    <w:next w:val="BodyText"/>
+    <w:rPr>
+      <w:sz w:val="24"/>
+      <w:szCs w:val="24"/>
+    </w:rPr>
+  </w:style>
+  <w:style w:customStyle="1" w:styleId="AbstractTitle" w:type="paragraph">
+    <w:name w:val="Abstract Title"/>
+    <w:basedOn w:val="Normal"/>
+    <w:next w:val="Abstract"/>
     <w:qFormat/>
     <w:pPr>
       <w:keepNext/>
       <w:keepLines/>
+      <w:spacing w:after="0" w:before="300"/>
       <w:jc w:val="center"/>
     </w:pPr>
+    <w:rPr>
+      <w:b/>
+      <w:sz w:val="20"/>
+      <w:szCs w:val="20"/>
+    </w:rPr>
   </w:style>
   <w:style w:customStyle="1" w:styleId="Abstract" w:type="paragraph">
     <w:name w:val="Abstract"/>
@@ -1578,7 +1651,7 @@
     <w:pPr>
       <w:keepNext/>
       <w:keepLines/>
-      <w:spacing w:after="300" w:before="300"/>
+      <w:spacing w:after="300" w:before="100"/>
     </w:pPr>
     <w:rPr>
       <w:sz w:val="20"/>
@@ -1594,191 +1667,321 @@
     <w:rPr/>
   </w:style>
   <w:style w:styleId="Heading1" w:type="paragraph">
-    <w:name w:val="Heading 1"/>
+    <w:name w:val="heading 1"/>
     <w:basedOn w:val="Normal"/>
     <w:next w:val="BodyText"/>
+    <w:link w:val="Heading1Char"/>
     <w:uiPriority w:val="9"/>
     <w:qFormat/>
+    <w:rsid w:val="00A10FD9"/>
     <w:pPr>
       <w:keepNext/>
       <w:keepLines/>
-      <w:spacing w:after="0" w:before="480"/>
+      <w:spacing w:after="80" w:before="360"/>
       <w:outlineLvl w:val="0"/>
     </w:pPr>
     <w:rPr>
       <w:rFonts w:asciiTheme="majorHAnsi" w:cstheme="majorBidi" w:eastAsiaTheme="majorEastAsia" w:hAnsiTheme="majorHAnsi"/>
-      <w:b/>
-      <w:bCs/>
-      <w:color w:themeColor="accent1" w:val="4F81BD"/>
-      <w:sz w:val="32"/>
-      <w:szCs w:val="32"/>
+      <w:color w:themeColor="accent1" w:themeShade="BF" w:val="0F4761"/>
+      <w:sz w:val="40"/>
+      <w:szCs w:val="40"/>
     </w:rPr>
   </w:style>
   <w:style w:styleId="Heading2" w:type="paragraph">
-    <w:name w:val="Heading 2"/>
+    <w:name w:val="heading 2"/>
     <w:basedOn w:val="Normal"/>
     <w:next w:val="BodyText"/>
+    <w:link w:val="Heading2Char"/>
     <w:uiPriority w:val="9"/>
+    <w:semiHidden/>
     <w:unhideWhenUsed/>
     <w:qFormat/>
+    <w:rsid w:val="00A10FD9"/>
     <w:pPr>
       <w:keepNext/>
       <w:keepLines/>
-      <w:spacing w:after="0" w:before="200"/>
+      <w:spacing w:after="80" w:before="160"/>
       <w:outlineLvl w:val="1"/>
     </w:pPr>
     <w:rPr>
       <w:rFonts w:asciiTheme="majorHAnsi" w:cstheme="majorBidi" w:eastAsiaTheme="majorEastAsia" w:hAnsiTheme="majorHAnsi"/>
-      <w:b/>
-      <w:bCs/>
-      <w:color w:themeColor="accent1" w:val="4F81BD"/>
-      <w:sz w:val="28"/>
-      <w:szCs w:val="28"/>
+      <w:color w:themeColor="accent1" w:themeShade="BF" w:val="0F4761"/>
+      <w:sz w:val="32"/>
+      <w:szCs w:val="32"/>
     </w:rPr>
   </w:style>
   <w:style w:styleId="Heading3" w:type="paragraph">
-    <w:name w:val="Heading 3"/>
+    <w:name w:val="heading 3"/>
     <w:basedOn w:val="Normal"/>
     <w:next w:val="BodyText"/>
+    <w:link w:val="Heading3Char"/>
     <w:uiPriority w:val="9"/>
+    <w:semiHidden/>
     <w:unhideWhenUsed/>
     <w:qFormat/>
+    <w:rsid w:val="00A10FD9"/>
     <w:pPr>
       <w:keepNext/>
       <w:keepLines/>
-      <w:spacing w:after="0" w:before="200"/>
+      <w:spacing w:after="80" w:before="160"/>
       <w:outlineLvl w:val="2"/>
     </w:pPr>
     <w:rPr>
-      <w:rFonts w:asciiTheme="majorHAnsi" w:cstheme="majorBidi" w:eastAsiaTheme="majorEastAsia" w:hAnsiTheme="majorHAnsi"/>
-      <w:b/>
-      <w:bCs/>
-      <w:color w:themeColor="accent1" w:val="4F81BD"/>
-      <w:sz w:val="24"/>
-      <w:szCs w:val="24"/>
+      <w:rFonts w:cstheme="majorBidi" w:eastAsiaTheme="majorEastAsia"/>
+      <w:color w:themeColor="accent1" w:themeShade="BF" w:val="0F4761"/>
+      <w:sz w:val="28"/>
+      <w:szCs w:val="28"/>
     </w:rPr>
   </w:style>
   <w:style w:styleId="Heading4" w:type="paragraph">
-    <w:name w:val="Heading 4"/>
+    <w:name w:val="heading 4"/>
     <w:basedOn w:val="Normal"/>
     <w:next w:val="BodyText"/>
+    <w:link w:val="Heading4Char"/>
     <w:uiPriority w:val="9"/>
+    <w:semiHidden/>
     <w:unhideWhenUsed/>
     <w:qFormat/>
+    <w:rsid w:val="00A10FD9"/>
     <w:pPr>
       <w:keepNext/>
       <w:keepLines/>
-      <w:spacing w:after="0" w:before="200"/>
+      <w:spacing w:after="40" w:before="80"/>
       <w:outlineLvl w:val="3"/>
     </w:pPr>
     <w:rPr>
-      <w:rFonts w:asciiTheme="majorHAnsi" w:cstheme="majorBidi" w:eastAsiaTheme="majorEastAsia" w:hAnsiTheme="majorHAnsi"/>
+      <w:rFonts w:cstheme="majorBidi" w:eastAsiaTheme="majorEastAsia"/>
       <w:i/>
-      <w:bCs/>
-      <w:color w:themeColor="accent1" w:val="4F81BD"/>
-      <w:sz w:val="24"/>
-      <w:szCs w:val="24"/>
+      <w:iCs/>
+      <w:color w:themeColor="accent1" w:themeShade="BF" w:val="0F4761"/>
     </w:rPr>
   </w:style>
   <w:style w:styleId="Heading5" w:type="paragraph">
-    <w:name w:val="Heading 5"/>
+    <w:name w:val="heading 5"/>
     <w:basedOn w:val="Normal"/>
     <w:next w:val="BodyText"/>
+    <w:link w:val="Heading5Char"/>
     <w:uiPriority w:val="9"/>
+    <w:semiHidden/>
     <w:unhideWhenUsed/>
     <w:qFormat/>
+    <w:rsid w:val="00A10FD9"/>
     <w:pPr>
       <w:keepNext/>
       <w:keepLines/>
-      <w:spacing w:after="0" w:before="200"/>
+      <w:spacing w:after="40" w:before="80"/>
       <w:outlineLvl w:val="4"/>
     </w:pPr>
     <w:rPr>
-      <w:rFonts w:asciiTheme="majorHAnsi" w:cstheme="majorBidi" w:eastAsiaTheme="majorEastAsia" w:hAnsiTheme="majorHAnsi"/>
-      <w:iCs/>
-      <w:color w:themeColor="accent1" w:val="4F81BD"/>
-      <w:sz w:val="24"/>
-      <w:szCs w:val="24"/>
+      <w:rFonts w:cstheme="majorBidi" w:eastAsiaTheme="majorEastAsia"/>
+      <w:color w:themeColor="accent1" w:themeShade="BF" w:val="0F4761"/>
     </w:rPr>
   </w:style>
   <w:style w:styleId="Heading6" w:type="paragraph">
-    <w:name w:val="Heading 6"/>
+    <w:name w:val="heading 6"/>
     <w:basedOn w:val="Normal"/>
     <w:next w:val="BodyText"/>
+    <w:link w:val="Heading6Char"/>
     <w:uiPriority w:val="9"/>
+    <w:semiHidden/>
     <w:unhideWhenUsed/>
     <w:qFormat/>
+    <w:rsid w:val="00A10FD9"/>
     <w:pPr>
       <w:keepNext/>
       <w:keepLines/>
-      <w:spacing w:after="0" w:before="200"/>
+      <w:spacing w:after="0" w:before="40"/>
       <w:outlineLvl w:val="5"/>
     </w:pPr>
     <w:rPr>
-      <w:rFonts w:asciiTheme="majorHAnsi" w:cstheme="majorBidi" w:eastAsiaTheme="majorEastAsia" w:hAnsiTheme="majorHAnsi"/>
-      <w:color w:themeColor="accent1" w:val="4F81BD"/>
-      <w:sz w:val="24"/>
-      <w:szCs w:val="24"/>
+      <w:rFonts w:cstheme="majorBidi" w:eastAsiaTheme="majorEastAsia"/>
+      <w:i/>
+      <w:iCs/>
+      <w:color w:themeColor="text1" w:themeTint="A6" w:val="595959"/>
     </w:rPr>
   </w:style>
   <w:style w:styleId="Heading7" w:type="paragraph">
-    <w:name w:val="Heading 7"/>
+    <w:name w:val="heading 7"/>
     <w:basedOn w:val="Normal"/>
     <w:next w:val="BodyText"/>
+    <w:link w:val="Heading7Char"/>
     <w:uiPriority w:val="9"/>
+    <w:semiHidden/>
     <w:unhideWhenUsed/>
     <w:qFormat/>
+    <w:rsid w:val="00A10FD9"/>
     <w:pPr>
       <w:keepNext/>
       <w:keepLines/>
-      <w:spacing w:after="0" w:before="200"/>
+      <w:spacing w:after="0" w:before="40"/>
       <w:outlineLvl w:val="6"/>
     </w:pPr>
     <w:rPr>
-      <w:rFonts w:asciiTheme="majorHAnsi" w:cstheme="majorBidi" w:eastAsiaTheme="majorEastAsia" w:hAnsiTheme="majorHAnsi"/>
-      <w:color w:themeColor="accent1" w:val="4F81BD"/>
-      <w:sz w:val="24"/>
-      <w:szCs w:val="24"/>
+      <w:rFonts w:cstheme="majorBidi" w:eastAsiaTheme="majorEastAsia"/>
+      <w:color w:themeColor="text1" w:themeTint="A6" w:val="595959"/>
     </w:rPr>
   </w:style>
   <w:style w:styleId="Heading8" w:type="paragraph">
-    <w:name w:val="Heading 8"/>
+    <w:name w:val="heading 8"/>
     <w:basedOn w:val="Normal"/>
     <w:next w:val="BodyText"/>
+    <w:link w:val="Heading8Char"/>
     <w:uiPriority w:val="9"/>
+    <w:semiHidden/>
     <w:unhideWhenUsed/>
     <w:qFormat/>
+    <w:rsid w:val="00A10FD9"/>
     <w:pPr>
       <w:keepNext/>
       <w:keepLines/>
-      <w:spacing w:after="0" w:before="200"/>
+      <w:spacing w:after="0"/>
       <w:outlineLvl w:val="7"/>
     </w:pPr>
     <w:rPr>
-      <w:rFonts w:asciiTheme="majorHAnsi" w:cstheme="majorBidi" w:eastAsiaTheme="majorEastAsia" w:hAnsiTheme="majorHAnsi"/>
-      <w:color w:themeColor="accent1" w:val="4F81BD"/>
-      <w:sz w:val="24"/>
-      <w:szCs w:val="24"/>
+      <w:rFonts w:cstheme="majorBidi" w:eastAsiaTheme="majorEastAsia"/>
+      <w:i/>
+      <w:iCs/>
+      <w:color w:themeColor="text1" w:themeTint="D8" w:val="272727"/>
     </w:rPr>
   </w:style>
   <w:style w:styleId="Heading9" w:type="paragraph">
-    <w:name w:val="Heading 9"/>
+    <w:name w:val="heading 9"/>
     <w:basedOn w:val="Normal"/>
     <w:next w:val="BodyText"/>
+    <w:link w:val="Heading9Char"/>
     <w:uiPriority w:val="9"/>
+    <w:semiHidden/>
     <w:unhideWhenUsed/>
     <w:qFormat/>
+    <w:rsid w:val="00A10FD9"/>
     <w:pPr>
       <w:keepNext/>
       <w:keepLines/>
-      <w:spacing w:after="0" w:before="200"/>
+      <w:spacing w:after="0"/>
       <w:outlineLvl w:val="8"/>
     </w:pPr>
     <w:rPr>
+      <w:rFonts w:cstheme="majorBidi" w:eastAsiaTheme="majorEastAsia"/>
+      <w:color w:themeColor="text1" w:themeTint="D8" w:val="272727"/>
+    </w:rPr>
+  </w:style>
+  <w:style w:customStyle="1" w:styleId="Heading1Char" w:type="character">
+    <w:name w:val="Heading 1 Char"/>
+    <w:basedOn w:val="DefaultParagraphFont"/>
+    <w:link w:val="Heading1"/>
+    <w:uiPriority w:val="9"/>
+    <w:rsid w:val="00A10FD9"/>
+    <w:rPr>
       <w:rFonts w:asciiTheme="majorHAnsi" w:cstheme="majorBidi" w:eastAsiaTheme="majorEastAsia" w:hAnsiTheme="majorHAnsi"/>
-      <w:color w:themeColor="accent1" w:val="4F81BD"/>
-      <w:sz w:val="24"/>
-      <w:szCs w:val="24"/>
+      <w:color w:themeColor="accent1" w:themeShade="BF" w:val="0F4761"/>
+      <w:sz w:val="40"/>
+      <w:szCs w:val="40"/>
+    </w:rPr>
+  </w:style>
+  <w:style w:customStyle="1" w:styleId="Heading2Char" w:type="character">
+    <w:name w:val="Heading 2 Char"/>
+    <w:basedOn w:val="DefaultParagraphFont"/>
+    <w:link w:val="Heading2"/>
+    <w:uiPriority w:val="9"/>
+    <w:semiHidden/>
+    <w:rsid w:val="00A10FD9"/>
+    <w:rPr>
+      <w:rFonts w:asciiTheme="majorHAnsi" w:cstheme="majorBidi" w:eastAsiaTheme="majorEastAsia" w:hAnsiTheme="majorHAnsi"/>
+      <w:color w:themeColor="accent1" w:themeShade="BF" w:val="0F4761"/>
+      <w:sz w:val="32"/>
+      <w:szCs w:val="32"/>
+    </w:rPr>
+  </w:style>
+  <w:style w:customStyle="1" w:styleId="Heading3Char" w:type="character">
+    <w:name w:val="Heading 3 Char"/>
+    <w:basedOn w:val="DefaultParagraphFont"/>
+    <w:link w:val="Heading3"/>
+    <w:uiPriority w:val="9"/>
+    <w:semiHidden/>
+    <w:rsid w:val="00A10FD9"/>
+    <w:rPr>
+      <w:rFonts w:cstheme="majorBidi" w:eastAsiaTheme="majorEastAsia"/>
+      <w:color w:themeColor="accent1" w:themeShade="BF" w:val="0F4761"/>
+      <w:sz w:val="28"/>
+      <w:szCs w:val="28"/>
+    </w:rPr>
+  </w:style>
+  <w:style w:customStyle="1" w:styleId="Heading4Char" w:type="character">
+    <w:name w:val="Heading 4 Char"/>
+    <w:basedOn w:val="DefaultParagraphFont"/>
+    <w:link w:val="Heading4"/>
+    <w:uiPriority w:val="9"/>
+    <w:semiHidden/>
+    <w:rsid w:val="00A10FD9"/>
+    <w:rPr>
+      <w:rFonts w:cstheme="majorBidi" w:eastAsiaTheme="majorEastAsia"/>
+      <w:i/>
+      <w:iCs/>
+      <w:color w:themeColor="accent1" w:themeShade="BF" w:val="0F4761"/>
+    </w:rPr>
+  </w:style>
+  <w:style w:customStyle="1" w:styleId="Heading5Char" w:type="character">
+    <w:name w:val="Heading 5 Char"/>
+    <w:basedOn w:val="DefaultParagraphFont"/>
+    <w:link w:val="Heading5"/>
+    <w:uiPriority w:val="9"/>
+    <w:semiHidden/>
+    <w:rsid w:val="00A10FD9"/>
+    <w:rPr>
+      <w:rFonts w:cstheme="majorBidi" w:eastAsiaTheme="majorEastAsia"/>
+      <w:color w:themeColor="accent1" w:themeShade="BF" w:val="0F4761"/>
+    </w:rPr>
+  </w:style>
+  <w:style w:customStyle="1" w:styleId="Heading6Char" w:type="character">
+    <w:name w:val="Heading 6 Char"/>
+    <w:basedOn w:val="DefaultParagraphFont"/>
+    <w:link w:val="Heading6"/>
+    <w:uiPriority w:val="9"/>
+    <w:semiHidden/>
+    <w:rsid w:val="00A10FD9"/>
+    <w:rPr>
+      <w:rFonts w:cstheme="majorBidi" w:eastAsiaTheme="majorEastAsia"/>
+      <w:i/>
+      <w:iCs/>
+      <w:color w:themeColor="text1" w:themeTint="A6" w:val="595959"/>
+    </w:rPr>
+  </w:style>
+  <w:style w:customStyle="1" w:styleId="Heading7Char" w:type="character">
+    <w:name w:val="Heading 7 Char"/>
+    <w:basedOn w:val="DefaultParagraphFont"/>
+    <w:link w:val="Heading7"/>
+    <w:uiPriority w:val="9"/>
+    <w:semiHidden/>
+    <w:rsid w:val="00A10FD9"/>
+    <w:rPr>
+      <w:rFonts w:cstheme="majorBidi" w:eastAsiaTheme="majorEastAsia"/>
+      <w:color w:themeColor="text1" w:themeTint="A6" w:val="595959"/>
+    </w:rPr>
+  </w:style>
+  <w:style w:customStyle="1" w:styleId="Heading8Char" w:type="character">
+    <w:name w:val="Heading 8 Char"/>
+    <w:basedOn w:val="DefaultParagraphFont"/>
+    <w:link w:val="Heading8"/>
+    <w:uiPriority w:val="9"/>
+    <w:semiHidden/>
+    <w:rsid w:val="00A10FD9"/>
+    <w:rPr>
+      <w:rFonts w:cstheme="majorBidi" w:eastAsiaTheme="majorEastAsia"/>
+      <w:i/>
+      <w:iCs/>
+      <w:color w:themeColor="text1" w:themeTint="D8" w:val="272727"/>
+    </w:rPr>
+  </w:style>
+  <w:style w:customStyle="1" w:styleId="Heading9Char" w:type="character">
+    <w:name w:val="Heading 9 Char"/>
+    <w:basedOn w:val="DefaultParagraphFont"/>
+    <w:link w:val="Heading9"/>
+    <w:uiPriority w:val="9"/>
+    <w:semiHidden/>
+    <w:rsid w:val="00A10FD9"/>
+    <w:rPr>
+      <w:rFonts w:cstheme="majorBidi" w:eastAsiaTheme="majorEastAsia"/>
+      <w:color w:themeColor="text1" w:themeTint="D8" w:val="272727"/>
     </w:rPr>
   </w:style>
   <w:style w:styleId="BlockText" w:type="paragraph">
@@ -1800,6 +2003,18 @@
     <w:uiPriority w:val="9"/>
     <w:unhideWhenUsed/>
     <w:qFormat/>
+  </w:style>
+  <w:style w:styleId="FootnoteBlockText" w:type="paragraph">
+    <w:name w:val="Footnote Block Text"/>
+    <w:basedOn w:val="FootnoteText"/>
+    <w:next w:val="FootnoteText"/>
+    <w:uiPriority w:val="9"/>
+    <w:unhideWhenUsed/>
+    <w:qFormat/>
+    <w:pPr>
+      <w:spacing w:after="100" w:before="100"/>
+      <w:ind w:firstLine="0" w:left="480" w:right="480"/>
+    </w:pPr>
   </w:style>
   <w:style w:default="1" w:styleId="DefaultParagraphFont" w:type="character">
     <w:name w:val="Default Paragraph Font"/>
@@ -1822,18 +2037,11 @@
       </w:tblCellMar>
     </w:tblPr>
     <w:tblStylePr w:type="firstRow">
-      <w:tblPr>
-        <w:jc w:val="left"/>
-        <w:tblInd w:type="dxa" w:w="0"/>
-      </w:tblPr>
-      <w:trPr>
-        <w:jc w:val="left"/>
-      </w:trPr>
       <w:tcPr>
-        <w:vAlign w:val="bottom"/>
         <w:tcBorders>
           <w:bottom w:val="single"/>
         </w:tcBorders>
+        <w:vAlign w:val="bottom"/>
       </w:tcPr>
     </w:tblStylePr>
   </w:style>
@@ -1948,8 +2156,8 @@
     <w:name w:val="KeywordTok"/>
     <w:basedOn w:val="VerbatimChar"/>
     <w:rPr>
+      <w:b/>
       <w:color w:val="007020"/>
-      <w:b/>
     </w:rPr>
   </w:style>
   <w:style w:type="character" w:customStyle="1" w:styleId="DataTypeTok">
@@ -2026,42 +2234,42 @@
     <w:name w:val="ImportTok"/>
     <w:basedOn w:val="VerbatimChar"/>
     <w:rPr>
+      <w:b/>
       <w:color w:val="008000"/>
-      <w:b/>
     </w:rPr>
   </w:style>
   <w:style w:type="character" w:customStyle="1" w:styleId="CommentTok">
     <w:name w:val="CommentTok"/>
     <w:basedOn w:val="VerbatimChar"/>
     <w:rPr>
+      <w:i/>
       <w:color w:val="60a0b0"/>
-      <w:i/>
     </w:rPr>
   </w:style>
   <w:style w:type="character" w:customStyle="1" w:styleId="DocumentationTok">
     <w:name w:val="DocumentationTok"/>
     <w:basedOn w:val="VerbatimChar"/>
     <w:rPr>
+      <w:i/>
       <w:color w:val="ba2121"/>
-      <w:i/>
     </w:rPr>
   </w:style>
   <w:style w:type="character" w:customStyle="1" w:styleId="AnnotationTok">
     <w:name w:val="AnnotationTok"/>
     <w:basedOn w:val="VerbatimChar"/>
     <w:rPr>
-      <w:color w:val="60a0b0"/>
       <w:b/>
       <w:i/>
+      <w:color w:val="60a0b0"/>
     </w:rPr>
   </w:style>
   <w:style w:type="character" w:customStyle="1" w:styleId="CommentVarTok">
     <w:name w:val="CommentVarTok"/>
     <w:basedOn w:val="VerbatimChar"/>
     <w:rPr>
-      <w:color w:val="60a0b0"/>
       <w:b/>
       <w:i/>
+      <w:color w:val="60a0b0"/>
     </w:rPr>
   </w:style>
   <w:style w:type="character" w:customStyle="1" w:styleId="OtherTok">
@@ -2089,8 +2297,8 @@
     <w:name w:val="ControlFlowTok"/>
     <w:basedOn w:val="VerbatimChar"/>
     <w:rPr>
+      <w:b/>
       <w:color w:val="007020"/>
-      <w:b/>
     </w:rPr>
   </w:style>
   <w:style w:type="character" w:customStyle="1" w:styleId="OperatorTok">
@@ -2135,34 +2343,34 @@
     <w:name w:val="InformationTok"/>
     <w:basedOn w:val="VerbatimChar"/>
     <w:rPr>
-      <w:color w:val="60a0b0"/>
       <w:b/>
       <w:i/>
+      <w:color w:val="60a0b0"/>
     </w:rPr>
   </w:style>
   <w:style w:type="character" w:customStyle="1" w:styleId="WarningTok">
     <w:name w:val="WarningTok"/>
     <w:basedOn w:val="VerbatimChar"/>
     <w:rPr>
-      <w:color w:val="60a0b0"/>
       <w:b/>
       <w:i/>
+      <w:color w:val="60a0b0"/>
     </w:rPr>
   </w:style>
   <w:style w:type="character" w:customStyle="1" w:styleId="AlertTok">
     <w:name w:val="AlertTok"/>
     <w:basedOn w:val="VerbatimChar"/>
     <w:rPr>
+      <w:b/>
       <w:color w:val="ff0000"/>
-      <w:b/>
     </w:rPr>
   </w:style>
   <w:style w:type="character" w:customStyle="1" w:styleId="ErrorTok">
     <w:name w:val="ErrorTok"/>
     <w:basedOn w:val="VerbatimChar"/>
     <w:rPr>
+      <w:b/>
       <w:color w:val="ff0000"/>
-      <w:b/>
     </w:rPr>
   </w:style>
   <w:style w:type="character" w:customStyle="1" w:styleId="NormalTok">
@@ -2184,44 +2392,44 @@
         <a:sysClr val="window" lastClr="FFFFFF"/>
       </a:lt1>
       <a:dk2>
-        <a:srgbClr val="1F497D"/>
+        <a:srgbClr val="0E2841"/>
       </a:dk2>
       <a:lt2>
-        <a:srgbClr val="EEECE1"/>
+        <a:srgbClr val="E8E8E8"/>
       </a:lt2>
       <a:accent1>
-        <a:srgbClr val="4F81BD"/>
+        <a:srgbClr val="156082"/>
       </a:accent1>
       <a:accent2>
-        <a:srgbClr val="C0504D"/>
+        <a:srgbClr val="E97132"/>
       </a:accent2>
       <a:accent3>
-        <a:srgbClr val="9BBB59"/>
+        <a:srgbClr val="196B24"/>
       </a:accent3>
       <a:accent4>
-        <a:srgbClr val="8064A2"/>
+        <a:srgbClr val="0F9ED5"/>
       </a:accent4>
       <a:accent5>
-        <a:srgbClr val="4BACC6"/>
+        <a:srgbClr val="A02B93"/>
       </a:accent5>
       <a:accent6>
-        <a:srgbClr val="F79646"/>
+        <a:srgbClr val="4EA72E"/>
       </a:accent6>
       <a:hlink>
-        <a:srgbClr val="0000FF"/>
+        <a:srgbClr val="467886"/>
       </a:hlink>
       <a:folHlink>
-        <a:srgbClr val="800080"/>
+        <a:srgbClr val="96607D"/>
       </a:folHlink>
     </a:clrScheme>
     <a:fontScheme name="Office">
       <a:majorFont>
-        <a:latin typeface="Calibri"/>
+        <a:latin typeface="Aptos Display" panose="02110004020202020204"/>
         <a:ea typeface=""/>
         <a:cs typeface=""/>
-        <a:font script="Jpan" typeface="ＭＳ ゴシック"/>
+        <a:font script="Jpan" typeface="游ゴシック Light"/>
         <a:font script="Hang" typeface="맑은 고딕"/>
-        <a:font script="Hans" typeface="宋体"/>
+        <a:font script="Hans" typeface="等线 Light"/>
         <a:font script="Hant" typeface="新細明體"/>
         <a:font script="Arab" typeface="Times New Roman"/>
         <a:font script="Hebr" typeface="Times New Roman"/>
@@ -2248,14 +2456,32 @@
         <a:font script="Mong" typeface="Mongolian Baiti"/>
         <a:font script="Viet" typeface="Times New Roman"/>
         <a:font script="Uigh" typeface="Microsoft Uighur"/>
+        <a:font script="Geor" typeface="Sylfaen"/>
+        <a:font script="Armn" typeface="Arial"/>
+        <a:font script="Bugi" typeface="Leelawadee UI"/>
+        <a:font script="Bopo" typeface="Microsoft JhengHei"/>
+        <a:font script="Java" typeface="Javanese Text"/>
+        <a:font script="Lisu" typeface="Segoe UI"/>
+        <a:font script="Mymr" typeface="Myanmar Text"/>
+        <a:font script="Nkoo" typeface="Ebrima"/>
+        <a:font script="Olck" typeface="Nirmala UI"/>
+        <a:font script="Osma" typeface="Ebrima"/>
+        <a:font script="Phag" typeface="Phagspa"/>
+        <a:font script="Syrn" typeface="Estrangelo Edessa"/>
+        <a:font script="Syrj" typeface="Estrangelo Edessa"/>
+        <a:font script="Syre" typeface="Estrangelo Edessa"/>
+        <a:font script="Sora" typeface="Nirmala UI"/>
+        <a:font script="Tale" typeface="Microsoft Tai Le"/>
+        <a:font script="Talu" typeface="Microsoft New Tai Lue"/>
+        <a:font script="Tfng" typeface="Ebrima"/>
       </a:majorFont>
       <a:minorFont>
-        <a:latin typeface="Cambria"/>
+        <a:latin typeface="Aptos" panose="02110004020202020204"/>
         <a:ea typeface=""/>
         <a:cs typeface=""/>
-        <a:font script="Jpan" typeface="ＭＳ 明朝"/>
+        <a:font script="Jpan" typeface="游明朝"/>
         <a:font script="Hang" typeface="맑은 고딕"/>
-        <a:font script="Hans" typeface="宋体"/>
+        <a:font script="Hans" typeface="等线"/>
         <a:font script="Hant" typeface="新細明體"/>
         <a:font script="Arab" typeface="Arial"/>
         <a:font script="Hebr" typeface="Arial"/>
@@ -2282,6 +2508,24 @@
         <a:font script="Mong" typeface="Mongolian Baiti"/>
         <a:font script="Viet" typeface="Arial"/>
         <a:font script="Uigh" typeface="Microsoft Uighur"/>
+        <a:font script="Geor" typeface="Sylfaen"/>
+        <a:font script="Armn" typeface="Arial"/>
+        <a:font script="Bugi" typeface="Leelawadee UI"/>
+        <a:font script="Bopo" typeface="Microsoft JhengHei"/>
+        <a:font script="Java" typeface="Javanese Text"/>
+        <a:font script="Lisu" typeface="Segoe UI"/>
+        <a:font script="Mymr" typeface="Myanmar Text"/>
+        <a:font script="Nkoo" typeface="Ebrima"/>
+        <a:font script="Olck" typeface="Nirmala UI"/>
+        <a:font script="Osma" typeface="Ebrima"/>
+        <a:font script="Phag" typeface="Phagspa"/>
+        <a:font script="Syrn" typeface="Estrangelo Edessa"/>
+        <a:font script="Syrj" typeface="Estrangelo Edessa"/>
+        <a:font script="Syre" typeface="Estrangelo Edessa"/>
+        <a:font script="Sora" typeface="Nirmala UI"/>
+        <a:font script="Tale" typeface="Microsoft Tai Le"/>
+        <a:font script="Talu" typeface="Microsoft New Tai Lue"/>
+        <a:font script="Tfng" typeface="Ebrima"/>
       </a:minorFont>
     </a:fontScheme>
     <a:fmtScheme name="Office">
@@ -2293,200 +2537,141 @@
           <a:gsLst>
             <a:gs pos="0">
               <a:schemeClr val="phClr">
-                <a:tint val="50000"/>
-                <a:satMod val="300000"/>
+                <a:lumMod val="110000"/>
+                <a:satMod val="105000"/>
+                <a:tint val="67000"/>
               </a:schemeClr>
             </a:gs>
-            <a:gs pos="35000">
+            <a:gs pos="50000">
               <a:schemeClr val="phClr">
-                <a:tint val="37000"/>
-                <a:satMod val="300000"/>
+                <a:lumMod val="105000"/>
+                <a:satMod val="103000"/>
+                <a:tint val="73000"/>
               </a:schemeClr>
             </a:gs>
             <a:gs pos="100000">
               <a:schemeClr val="phClr">
-                <a:tint val="15000"/>
-                <a:satMod val="350000"/>
+                <a:lumMod val="105000"/>
+                <a:satMod val="109000"/>
+                <a:tint val="81000"/>
               </a:schemeClr>
             </a:gs>
           </a:gsLst>
-          <a:lin ang="16200000" scaled="1"/>
+          <a:lin ang="5400000" scaled="0"/>
         </a:gradFill>
         <a:gradFill rotWithShape="1">
           <a:gsLst>
             <a:gs pos="0">
               <a:schemeClr val="phClr">
-                <a:tint val="100000"/>
+                <a:satMod val="103000"/>
+                <a:lumMod val="102000"/>
+                <a:tint val="94000"/>
+              </a:schemeClr>
+            </a:gs>
+            <a:gs pos="50000">
+              <a:schemeClr val="phClr">
+                <a:satMod val="110000"/>
+                <a:lumMod val="100000"/>
                 <a:shade val="100000"/>
-                <a:satMod val="130000"/>
               </a:schemeClr>
             </a:gs>
             <a:gs pos="100000">
               <a:schemeClr val="phClr">
-                <a:tint val="50000"/>
-                <a:shade val="100000"/>
-                <a:satMod val="350000"/>
+                <a:lumMod val="99000"/>
+                <a:satMod val="120000"/>
+                <a:shade val="78000"/>
               </a:schemeClr>
             </a:gs>
           </a:gsLst>
-          <a:lin ang="16200000" scaled="0"/>
+          <a:lin ang="5400000" scaled="0"/>
         </a:gradFill>
       </a:fillStyleLst>
       <a:lnStyleLst>
-        <a:ln w="9525" cap="flat" cmpd="sng" algn="ctr">
-          <a:solidFill>
-            <a:schemeClr val="phClr">
-              <a:shade val="95000"/>
-              <a:satMod val="105000"/>
-            </a:schemeClr>
-          </a:solidFill>
-          <a:prstDash val="solid"/>
-        </a:ln>
-        <a:ln w="25400" cap="flat" cmpd="sng" algn="ctr">
+        <a:ln w="6350" cap="flat" cmpd="sng" algn="ctr">
           <a:solidFill>
             <a:schemeClr val="phClr"/>
           </a:solidFill>
           <a:prstDash val="solid"/>
+          <a:miter lim="800000"/>
         </a:ln>
-        <a:ln w="38100" cap="flat" cmpd="sng" algn="ctr">
+        <a:ln w="12700" cap="flat" cmpd="sng" algn="ctr">
           <a:solidFill>
             <a:schemeClr val="phClr"/>
           </a:solidFill>
           <a:prstDash val="solid"/>
+          <a:miter lim="800000"/>
+        </a:ln>
+        <a:ln w="19050" cap="flat" cmpd="sng" algn="ctr">
+          <a:solidFill>
+            <a:schemeClr val="phClr"/>
+          </a:solidFill>
+          <a:prstDash val="solid"/>
+          <a:miter lim="800000"/>
         </a:ln>
       </a:lnStyleLst>
       <a:effectStyleLst>
         <a:effectStyle>
+          <a:effectLst/>
+        </a:effectStyle>
+        <a:effectStyle>
+          <a:effectLst/>
+        </a:effectStyle>
+        <a:effectStyle>
           <a:effectLst>
-            <a:outerShdw blurRad="40000" dist="20000" dir="5400000" rotWithShape="0">
+            <a:outerShdw blurRad="57150" dist="19050" dir="5400000" algn="ctr" rotWithShape="0">
               <a:srgbClr val="000000">
-                <a:alpha val="38000"/>
+                <a:alpha val="63000"/>
               </a:srgbClr>
             </a:outerShdw>
           </a:effectLst>
-        </a:effectStyle>
-        <a:effectStyle>
-          <a:effectLst>
-            <a:outerShdw blurRad="40000" dist="23000" dir="5400000" rotWithShape="0">
-              <a:srgbClr val="000000">
-                <a:alpha val="35000"/>
-              </a:srgbClr>
-            </a:outerShdw>
-          </a:effectLst>
-        </a:effectStyle>
-        <a:effectStyle>
-          <a:effectLst>
-            <a:outerShdw blurRad="40000" dist="23000" dir="5400000" rotWithShape="0">
-              <a:srgbClr val="000000">
-                <a:alpha val="35000"/>
-              </a:srgbClr>
-            </a:outerShdw>
-          </a:effectLst>
-          <a:scene3d>
-            <a:camera prst="orthographicFront">
-              <a:rot lat="0" lon="0" rev="0"/>
-            </a:camera>
-            <a:lightRig rig="threePt" dir="t">
-              <a:rot lat="0" lon="0" rev="1200000"/>
-            </a:lightRig>
-          </a:scene3d>
-          <a:sp3d>
-            <a:bevelT w="63500" h="25400"/>
-          </a:sp3d>
         </a:effectStyle>
       </a:effectStyleLst>
       <a:bgFillStyleLst>
         <a:solidFill>
           <a:schemeClr val="phClr"/>
         </a:solidFill>
+        <a:solidFill>
+          <a:schemeClr val="phClr">
+            <a:tint val="95000"/>
+            <a:satMod val="170000"/>
+          </a:schemeClr>
+        </a:solidFill>
         <a:gradFill rotWithShape="1">
           <a:gsLst>
             <a:gs pos="0">
               <a:schemeClr val="phClr">
-                <a:tint val="40000"/>
-                <a:satMod val="350000"/>
+                <a:tint val="93000"/>
+                <a:satMod val="150000"/>
+                <a:shade val="98000"/>
+                <a:lumMod val="102000"/>
               </a:schemeClr>
             </a:gs>
-            <a:gs pos="40000">
+            <a:gs pos="50000">
               <a:schemeClr val="phClr">
-                <a:tint val="45000"/>
-                <a:shade val="99000"/>
-                <a:satMod val="350000"/>
+                <a:tint val="98000"/>
+                <a:satMod val="130000"/>
+                <a:shade val="90000"/>
+                <a:lumMod val="103000"/>
               </a:schemeClr>
             </a:gs>
             <a:gs pos="100000">
               <a:schemeClr val="phClr">
-                <a:shade val="20000"/>
-                <a:satMod val="255000"/>
+                <a:shade val="63000"/>
+                <a:satMod val="120000"/>
               </a:schemeClr>
             </a:gs>
           </a:gsLst>
-          <a:path path="circle">
-            <a:fillToRect l="50000" t="-80000" r="50000" b="180000"/>
-          </a:path>
-        </a:gradFill>
-        <a:gradFill rotWithShape="1">
-          <a:gsLst>
-            <a:gs pos="0">
-              <a:schemeClr val="phClr">
-                <a:tint val="80000"/>
-                <a:satMod val="300000"/>
-              </a:schemeClr>
-            </a:gs>
-            <a:gs pos="100000">
-              <a:schemeClr val="phClr">
-                <a:shade val="30000"/>
-                <a:satMod val="200000"/>
-              </a:schemeClr>
-            </a:gs>
-          </a:gsLst>
-          <a:path path="circle">
-            <a:fillToRect l="50000" t="50000" r="50000" b="50000"/>
-          </a:path>
+          <a:lin ang="5400000" scaled="0"/>
         </a:gradFill>
       </a:bgFillStyleLst>
     </a:fmtScheme>
   </a:themeElements>
-  <a:objectDefaults>
-    <a:spDef>
-      <a:spPr/>
-      <a:bodyPr/>
-      <a:lstStyle/>
-      <a:style>
-        <a:lnRef idx="1">
-          <a:schemeClr val="accent1"/>
-        </a:lnRef>
-        <a:fillRef idx="3">
-          <a:schemeClr val="accent1"/>
-        </a:fillRef>
-        <a:effectRef idx="2">
-          <a:schemeClr val="accent1"/>
-        </a:effectRef>
-        <a:fontRef idx="minor">
-          <a:schemeClr val="lt1"/>
-        </a:fontRef>
-      </a:style>
-    </a:spDef>
-    <a:lnDef>
-      <a:spPr/>
-      <a:bodyPr/>
-      <a:lstStyle/>
-      <a:style>
-        <a:lnRef idx="2">
-          <a:schemeClr val="accent1"/>
-        </a:lnRef>
-        <a:fillRef idx="0">
-          <a:schemeClr val="accent1"/>
-        </a:fillRef>
-        <a:effectRef idx="1">
-          <a:schemeClr val="accent1"/>
-        </a:effectRef>
-        <a:fontRef idx="minor">
-          <a:schemeClr val="tx1"/>
-        </a:fontRef>
-      </a:style>
-    </a:lnDef>
-  </a:objectDefaults>
+  <a:objectDefaults/>
   <a:extraClrSchemeLst/>
+  <a:extLst>
+    <a:ext uri="{05A4C25C-085E-4340-85A3-A5531E510DB2}">
+      <thm15:themeFamily xmlns:thm15="http://schemas.microsoft.com/office/thememl/2012/main" name="Office Theme" id="{2E142A2C-CD16-42D6-873A-C26D2A0506FA}" vid="{1BDDFF52-6CD6-40A5-AB3C-68EB2F1E4D0A}"/>
+    </a:ext>
+  </a:extLst>
 </a:theme>
 </file>
--- a/visa_appendices/docx/N_wider_team_cvs.docx
+++ b/visa_appendices/docx/N_wider_team_cvs.docx
@@ -1252,7 +1252,7 @@
           <w:i/>
           <w:iCs/>
         </w:rPr>
-        <w:t xml:space="preserve">Compiled by Yusuf Quadri, Founder &amp; CEO — CV content supplied and approved by each named team member. Submitted to UKES as Appendix N to the Innovator Founder visa endorsement application, June 2026.</w:t>
+        <w:t xml:space="preserve">Compiled by Yusuf Quadri, Founder &amp; CEO — CV content supplied and approved by each named team member. Submitted to UKES as Appendix N to the Innovator Founder visa endorsement application, August 2026.</w:t>
       </w:r>
     </w:p>
     <w:bookmarkEnd w:id="20"/>

--- a/visa_appendices/docx/N_wider_team_cvs.docx
+++ b/visa_appendices/docx/N_wider_team_cvs.docx
@@ -2,14 +2,6 @@
 <file path=word/document.xml><?xml version="1.0" encoding="utf-8"?>
 <w:document xmlns:w="http://schemas.openxmlformats.org/wordprocessingml/2006/main" xmlns:m="http://schemas.openxmlformats.org/officeDocument/2006/math" xmlns:r="http://schemas.openxmlformats.org/officeDocument/2006/relationships" xmlns:o="urn:schemas-microsoft-com:office:office" xmlns:v="urn:schemas-microsoft-com:vml" xmlns:w10="urn:schemas-microsoft-com:office:word" xmlns:a="http://schemas.openxmlformats.org/drawingml/2006/main" xmlns:pic="http://schemas.openxmlformats.org/drawingml/2006/picture" xmlns:wp="http://schemas.openxmlformats.org/drawingml/2006/wordprocessingDrawing">
   <w:body>
-    <w:p>
-      <w:pPr>
-        <w:pStyle w:val="Title"/>
-      </w:pPr>
-      <w:r>
-        <w:t xml:space="preserve">N_wider_team_cvs</w:t>
-      </w:r>
-    </w:p>
     <w:bookmarkStart w:id="21" w:name="appendix-n-wider-founding-team-cvs"/>
     <w:p>
       <w:pPr>
